--- a/Buoi7/Bai1_2.docx
+++ b/Buoi7/Bai1_2.docx
@@ -39,3050 +39,8 @@
           <w:b/>
           <w:bCs/>
         </w:rPr>
-        <w:t xml:space="preserve"> Định – </w:t>
-      </w:r>
-      <w:proofErr w:type="spellStart"/>
-      <w:r>
-        <w:rPr>
-          <w:b/>
-          <w:bCs/>
-        </w:rPr>
-        <w:t>Phí</w:t>
-      </w:r>
-      <w:proofErr w:type="spellEnd"/>
-      <w:r>
-        <w:rPr>
-          <w:b/>
-          <w:bCs/>
-        </w:rPr>
-        <w:t xml:space="preserve"> </w:t>
-      </w:r>
-      <w:proofErr w:type="spellStart"/>
-      <w:r>
-        <w:rPr>
-          <w:b/>
-          <w:bCs/>
-        </w:rPr>
-        <w:t>Dịch</w:t>
-      </w:r>
-      <w:proofErr w:type="spellEnd"/>
-      <w:r>
-        <w:rPr>
-          <w:b/>
-          <w:bCs/>
-        </w:rPr>
-        <w:t xml:space="preserve"> </w:t>
-      </w:r>
-      <w:proofErr w:type="spellStart"/>
-      <w:r>
-        <w:rPr>
-          <w:b/>
-          <w:bCs/>
-        </w:rPr>
-        <w:t>Vụ</w:t>
-      </w:r>
-      <w:proofErr w:type="spellEnd"/>
-      <w:r>
-        <w:rPr>
-          <w:b/>
-          <w:bCs/>
-        </w:rPr>
-        <w:t xml:space="preserve"> </w:t>
-      </w:r>
-      <w:proofErr w:type="spellStart"/>
-      <w:r>
-        <w:rPr>
-          <w:b/>
-          <w:bCs/>
-        </w:rPr>
-        <w:t>VietBank</w:t>
-      </w:r>
-      <w:proofErr w:type="spellEnd"/>
-      <w:r>
-        <w:rPr>
-          <w:b/>
-          <w:bCs/>
-        </w:rPr>
-        <w:t xml:space="preserve"> (</w:t>
-      </w:r>
-      <w:proofErr w:type="spellStart"/>
-      <w:r>
-        <w:rPr>
-          <w:b/>
-          <w:bCs/>
-        </w:rPr>
-        <w:t>Yêu</w:t>
-      </w:r>
-      <w:proofErr w:type="spellEnd"/>
-      <w:r>
-        <w:rPr>
-          <w:b/>
-          <w:bCs/>
-        </w:rPr>
-        <w:t xml:space="preserve"> </w:t>
-      </w:r>
-      <w:proofErr w:type="spellStart"/>
-      <w:r>
-        <w:rPr>
-          <w:b/>
-          <w:bCs/>
-        </w:rPr>
-        <w:t>cầu</w:t>
-      </w:r>
-      <w:proofErr w:type="spellEnd"/>
-      <w:r>
-        <w:rPr>
-          <w:b/>
-          <w:bCs/>
-        </w:rPr>
-        <w:t xml:space="preserve"> 1.2.1)</w:t>
-      </w:r>
-    </w:p>
-    <w:tbl>
-      <w:tblPr>
-        <w:tblStyle w:val="TableGrid"/>
-        <w:tblW w:w="0" w:type="auto"/>
-        <w:tblLook w:val="04A0" w:firstRow="1" w:lastRow="0" w:firstColumn="1" w:lastColumn="0" w:noHBand="0" w:noVBand="1"/>
-      </w:tblPr>
-      <w:tblGrid>
-        <w:gridCol w:w="1238"/>
-        <w:gridCol w:w="534"/>
-        <w:gridCol w:w="534"/>
-        <w:gridCol w:w="534"/>
-        <w:gridCol w:w="534"/>
-        <w:gridCol w:w="534"/>
-        <w:gridCol w:w="534"/>
-        <w:gridCol w:w="534"/>
-        <w:gridCol w:w="534"/>
-        <w:gridCol w:w="534"/>
-        <w:gridCol w:w="664"/>
-        <w:gridCol w:w="650"/>
-        <w:gridCol w:w="664"/>
-        <w:gridCol w:w="664"/>
-        <w:gridCol w:w="664"/>
-      </w:tblGrid>
-      <w:tr>
-        <w:tc>
-          <w:tcPr>
-            <w:tcW w:w="0" w:type="auto"/>
-            <w:hideMark/>
-          </w:tcPr>
-          <w:p>
-            <w:pPr>
-              <w:spacing w:after="160" w:line="259" w:lineRule="auto"/>
-            </w:pPr>
-            <w:proofErr w:type="spellStart"/>
-            <w:r>
-              <w:rPr>
-                <w:b/>
-                <w:bCs/>
-              </w:rPr>
-              <w:t>Điều</w:t>
-            </w:r>
-            <w:proofErr w:type="spellEnd"/>
-            <w:r>
-              <w:rPr>
-                <w:b/>
-                <w:bCs/>
-              </w:rPr>
-              <w:t xml:space="preserve"> </w:t>
-            </w:r>
-            <w:proofErr w:type="spellStart"/>
-            <w:r>
-              <w:rPr>
-                <w:b/>
-                <w:bCs/>
-              </w:rPr>
-              <w:t>kiện</w:t>
-            </w:r>
-            <w:proofErr w:type="spellEnd"/>
-            <w:r>
-              <w:rPr>
-                <w:b/>
-                <w:bCs/>
-              </w:rPr>
-              <w:t xml:space="preserve"> / </w:t>
-            </w:r>
-            <w:proofErr w:type="spellStart"/>
-            <w:r>
-              <w:rPr>
-                <w:b/>
-                <w:bCs/>
-              </w:rPr>
-              <w:t>Hành</w:t>
-            </w:r>
-            <w:proofErr w:type="spellEnd"/>
-            <w:r>
-              <w:rPr>
-                <w:b/>
-                <w:bCs/>
-              </w:rPr>
-              <w:t xml:space="preserve"> </w:t>
-            </w:r>
-            <w:proofErr w:type="spellStart"/>
-            <w:r>
-              <w:rPr>
-                <w:b/>
-                <w:bCs/>
-              </w:rPr>
-              <w:t>động</w:t>
-            </w:r>
-            <w:proofErr w:type="spellEnd"/>
-          </w:p>
-        </w:tc>
-        <w:tc>
-          <w:tcPr>
-            <w:tcW w:w="0" w:type="auto"/>
-            <w:hideMark/>
-          </w:tcPr>
-          <w:p>
-            <w:pPr>
-              <w:spacing w:after="160" w:line="259" w:lineRule="auto"/>
-            </w:pPr>
-            <w:r>
-              <w:rPr>
-                <w:b/>
-                <w:bCs/>
-              </w:rPr>
-              <w:t>R1</w:t>
-            </w:r>
-          </w:p>
-        </w:tc>
-        <w:tc>
-          <w:tcPr>
-            <w:tcW w:w="0" w:type="auto"/>
-            <w:hideMark/>
-          </w:tcPr>
-          <w:p>
-            <w:pPr>
-              <w:spacing w:after="160" w:line="259" w:lineRule="auto"/>
-            </w:pPr>
-            <w:r>
-              <w:rPr>
-                <w:b/>
-                <w:bCs/>
-              </w:rPr>
-              <w:t>R2</w:t>
-            </w:r>
-          </w:p>
-        </w:tc>
-        <w:tc>
-          <w:tcPr>
-            <w:tcW w:w="0" w:type="auto"/>
-            <w:hideMark/>
-          </w:tcPr>
-          <w:p>
-            <w:pPr>
-              <w:spacing w:after="160" w:line="259" w:lineRule="auto"/>
-            </w:pPr>
-            <w:r>
-              <w:rPr>
-                <w:b/>
-                <w:bCs/>
-              </w:rPr>
-              <w:t>R3</w:t>
-            </w:r>
-          </w:p>
-        </w:tc>
-        <w:tc>
-          <w:tcPr>
-            <w:tcW w:w="0" w:type="auto"/>
-            <w:hideMark/>
-          </w:tcPr>
-          <w:p>
-            <w:pPr>
-              <w:spacing w:after="160" w:line="259" w:lineRule="auto"/>
-            </w:pPr>
-            <w:r>
-              <w:rPr>
-                <w:b/>
-                <w:bCs/>
-              </w:rPr>
-              <w:t>R4</w:t>
-            </w:r>
-          </w:p>
-        </w:tc>
-        <w:tc>
-          <w:tcPr>
-            <w:tcW w:w="0" w:type="auto"/>
-            <w:hideMark/>
-          </w:tcPr>
-          <w:p>
-            <w:pPr>
-              <w:spacing w:after="160" w:line="259" w:lineRule="auto"/>
-            </w:pPr>
-            <w:r>
-              <w:rPr>
-                <w:b/>
-                <w:bCs/>
-              </w:rPr>
-              <w:t>R5</w:t>
-            </w:r>
-          </w:p>
-        </w:tc>
-        <w:tc>
-          <w:tcPr>
-            <w:tcW w:w="0" w:type="auto"/>
-            <w:hideMark/>
-          </w:tcPr>
-          <w:p>
-            <w:pPr>
-              <w:spacing w:after="160" w:line="259" w:lineRule="auto"/>
-            </w:pPr>
-            <w:r>
-              <w:rPr>
-                <w:b/>
-                <w:bCs/>
-              </w:rPr>
-              <w:t>R6</w:t>
-            </w:r>
-          </w:p>
-        </w:tc>
-        <w:tc>
-          <w:tcPr>
-            <w:tcW w:w="0" w:type="auto"/>
-            <w:hideMark/>
-          </w:tcPr>
-          <w:p>
-            <w:pPr>
-              <w:spacing w:after="160" w:line="259" w:lineRule="auto"/>
-            </w:pPr>
-            <w:r>
-              <w:rPr>
-                <w:b/>
-                <w:bCs/>
-              </w:rPr>
-              <w:t>R7</w:t>
-            </w:r>
-          </w:p>
-        </w:tc>
-        <w:tc>
-          <w:tcPr>
-            <w:tcW w:w="0" w:type="auto"/>
-            <w:hideMark/>
-          </w:tcPr>
-          <w:p>
-            <w:pPr>
-              <w:spacing w:after="160" w:line="259" w:lineRule="auto"/>
-            </w:pPr>
-            <w:r>
-              <w:rPr>
-                <w:b/>
-                <w:bCs/>
-              </w:rPr>
-              <w:t>R8</w:t>
-            </w:r>
-          </w:p>
-        </w:tc>
-        <w:tc>
-          <w:tcPr>
-            <w:tcW w:w="0" w:type="auto"/>
-            <w:hideMark/>
-          </w:tcPr>
-          <w:p>
-            <w:pPr>
-              <w:spacing w:after="160" w:line="259" w:lineRule="auto"/>
-            </w:pPr>
-            <w:r>
-              <w:rPr>
-                <w:b/>
-                <w:bCs/>
-              </w:rPr>
-              <w:t>R9</w:t>
-            </w:r>
-          </w:p>
-        </w:tc>
-        <w:tc>
-          <w:tcPr>
-            <w:tcW w:w="0" w:type="auto"/>
-            <w:hideMark/>
-          </w:tcPr>
-          <w:p>
-            <w:pPr>
-              <w:spacing w:after="160" w:line="259" w:lineRule="auto"/>
-            </w:pPr>
-            <w:r>
-              <w:rPr>
-                <w:b/>
-                <w:bCs/>
-              </w:rPr>
-              <w:t>R10</w:t>
-            </w:r>
-          </w:p>
-        </w:tc>
-        <w:tc>
-          <w:tcPr>
-            <w:tcW w:w="0" w:type="auto"/>
-            <w:hideMark/>
-          </w:tcPr>
-          <w:p>
-            <w:pPr>
-              <w:spacing w:after="160" w:line="259" w:lineRule="auto"/>
-            </w:pPr>
-            <w:r>
-              <w:rPr>
-                <w:b/>
-                <w:bCs/>
-              </w:rPr>
-              <w:t>R11</w:t>
-            </w:r>
-          </w:p>
-        </w:tc>
-        <w:tc>
-          <w:tcPr>
-            <w:tcW w:w="0" w:type="auto"/>
-            <w:hideMark/>
-          </w:tcPr>
-          <w:p>
-            <w:pPr>
-              <w:spacing w:after="160" w:line="259" w:lineRule="auto"/>
-            </w:pPr>
-            <w:r>
-              <w:rPr>
-                <w:b/>
-                <w:bCs/>
-              </w:rPr>
-              <w:t>R12</w:t>
-            </w:r>
-          </w:p>
-        </w:tc>
-        <w:tc>
-          <w:tcPr>
-            <w:tcW w:w="0" w:type="auto"/>
-            <w:hideMark/>
-          </w:tcPr>
-          <w:p>
-            <w:pPr>
-              <w:spacing w:after="160" w:line="259" w:lineRule="auto"/>
-            </w:pPr>
-            <w:r>
-              <w:rPr>
-                <w:b/>
-                <w:bCs/>
-              </w:rPr>
-              <w:t>R13</w:t>
-            </w:r>
-          </w:p>
-        </w:tc>
-        <w:tc>
-          <w:tcPr>
-            <w:tcW w:w="0" w:type="auto"/>
-            <w:hideMark/>
-          </w:tcPr>
-          <w:p>
-            <w:pPr>
-              <w:spacing w:after="160" w:line="259" w:lineRule="auto"/>
-            </w:pPr>
-            <w:r>
-              <w:rPr>
-                <w:b/>
-                <w:bCs/>
-              </w:rPr>
-              <w:t>R14</w:t>
-            </w:r>
-          </w:p>
-        </w:tc>
-      </w:tr>
-      <w:tr>
-        <w:tc>
-          <w:tcPr>
-            <w:tcW w:w="0" w:type="auto"/>
-            <w:hideMark/>
-          </w:tcPr>
-          <w:p>
-            <w:pPr>
-              <w:spacing w:after="160" w:line="259" w:lineRule="auto"/>
-            </w:pPr>
-            <w:r>
-              <w:rPr>
-                <w:b/>
-                <w:bCs/>
-              </w:rPr>
-              <w:t>ĐIỀU KIỆN</w:t>
-            </w:r>
-          </w:p>
-        </w:tc>
-        <w:tc>
-          <w:tcPr>
-            <w:tcW w:w="0" w:type="auto"/>
-            <w:hideMark/>
-          </w:tcPr>
-          <w:p>
-            <w:pPr>
-              <w:spacing w:after="160" w:line="259" w:lineRule="auto"/>
-            </w:pPr>
-          </w:p>
-        </w:tc>
-        <w:tc>
-          <w:tcPr>
-            <w:tcW w:w="0" w:type="auto"/>
-            <w:hideMark/>
-          </w:tcPr>
-          <w:p>
-            <w:pPr>
-              <w:spacing w:after="160" w:line="259" w:lineRule="auto"/>
-            </w:pPr>
-          </w:p>
-        </w:tc>
-        <w:tc>
-          <w:tcPr>
-            <w:tcW w:w="0" w:type="auto"/>
-            <w:hideMark/>
-          </w:tcPr>
-          <w:p>
-            <w:pPr>
-              <w:spacing w:after="160" w:line="259" w:lineRule="auto"/>
-            </w:pPr>
-          </w:p>
-        </w:tc>
-        <w:tc>
-          <w:tcPr>
-            <w:tcW w:w="0" w:type="auto"/>
-            <w:hideMark/>
-          </w:tcPr>
-          <w:p>
-            <w:pPr>
-              <w:spacing w:after="160" w:line="259" w:lineRule="auto"/>
-            </w:pPr>
-          </w:p>
-        </w:tc>
-        <w:tc>
-          <w:tcPr>
-            <w:tcW w:w="0" w:type="auto"/>
-            <w:hideMark/>
-          </w:tcPr>
-          <w:p>
-            <w:pPr>
-              <w:spacing w:after="160" w:line="259" w:lineRule="auto"/>
-            </w:pPr>
-          </w:p>
-        </w:tc>
-        <w:tc>
-          <w:tcPr>
-            <w:tcW w:w="0" w:type="auto"/>
-            <w:hideMark/>
-          </w:tcPr>
-          <w:p>
-            <w:pPr>
-              <w:spacing w:after="160" w:line="259" w:lineRule="auto"/>
-            </w:pPr>
-          </w:p>
-        </w:tc>
-        <w:tc>
-          <w:tcPr>
-            <w:tcW w:w="0" w:type="auto"/>
-            <w:hideMark/>
-          </w:tcPr>
-          <w:p>
-            <w:pPr>
-              <w:spacing w:after="160" w:line="259" w:lineRule="auto"/>
-            </w:pPr>
-          </w:p>
-        </w:tc>
-        <w:tc>
-          <w:tcPr>
-            <w:tcW w:w="0" w:type="auto"/>
-            <w:hideMark/>
-          </w:tcPr>
-          <w:p>
-            <w:pPr>
-              <w:spacing w:after="160" w:line="259" w:lineRule="auto"/>
-            </w:pPr>
-          </w:p>
-        </w:tc>
-        <w:tc>
-          <w:tcPr>
-            <w:tcW w:w="0" w:type="auto"/>
-            <w:hideMark/>
-          </w:tcPr>
-          <w:p>
-            <w:pPr>
-              <w:spacing w:after="160" w:line="259" w:lineRule="auto"/>
-            </w:pPr>
-          </w:p>
-        </w:tc>
-        <w:tc>
-          <w:tcPr>
-            <w:tcW w:w="0" w:type="auto"/>
-            <w:hideMark/>
-          </w:tcPr>
-          <w:p>
-            <w:pPr>
-              <w:spacing w:after="160" w:line="259" w:lineRule="auto"/>
-            </w:pPr>
-          </w:p>
-        </w:tc>
-        <w:tc>
-          <w:tcPr>
-            <w:tcW w:w="0" w:type="auto"/>
-            <w:hideMark/>
-          </w:tcPr>
-          <w:p>
-            <w:pPr>
-              <w:spacing w:after="160" w:line="259" w:lineRule="auto"/>
-            </w:pPr>
-          </w:p>
-        </w:tc>
-        <w:tc>
-          <w:tcPr>
-            <w:tcW w:w="0" w:type="auto"/>
-            <w:hideMark/>
-          </w:tcPr>
-          <w:p>
-            <w:pPr>
-              <w:spacing w:after="160" w:line="259" w:lineRule="auto"/>
-            </w:pPr>
-          </w:p>
-        </w:tc>
-        <w:tc>
-          <w:tcPr>
-            <w:tcW w:w="0" w:type="auto"/>
-            <w:hideMark/>
-          </w:tcPr>
-          <w:p>
-            <w:pPr>
-              <w:spacing w:after="160" w:line="259" w:lineRule="auto"/>
-            </w:pPr>
-          </w:p>
-        </w:tc>
-        <w:tc>
-          <w:tcPr>
-            <w:tcW w:w="0" w:type="auto"/>
-            <w:hideMark/>
-          </w:tcPr>
-          <w:p>
-            <w:pPr>
-              <w:spacing w:after="160" w:line="259" w:lineRule="auto"/>
-            </w:pPr>
-          </w:p>
-        </w:tc>
-      </w:tr>
-      <w:tr>
-        <w:tc>
-          <w:tcPr>
-            <w:tcW w:w="0" w:type="auto"/>
-            <w:hideMark/>
-          </w:tcPr>
-          <w:p>
-            <w:pPr>
-              <w:spacing w:after="160" w:line="259" w:lineRule="auto"/>
-            </w:pPr>
-            <w:r>
-              <w:rPr>
-                <w:b/>
-                <w:bCs/>
-              </w:rPr>
-              <w:t>C1:</w:t>
-            </w:r>
-            <w:r>
-              <w:t xml:space="preserve"> </w:t>
-            </w:r>
-            <w:proofErr w:type="spellStart"/>
-            <w:r>
-              <w:t>Khách</w:t>
-            </w:r>
-            <w:proofErr w:type="spellEnd"/>
-            <w:r>
-              <w:t xml:space="preserve"> </w:t>
-            </w:r>
-            <w:proofErr w:type="spellStart"/>
-            <w:r>
-              <w:t>hàng</w:t>
-            </w:r>
-            <w:proofErr w:type="spellEnd"/>
-            <w:r>
-              <w:t xml:space="preserve"> VIP? </w:t>
-            </w:r>
-          </w:p>
-        </w:tc>
-        <w:tc>
-          <w:tcPr>
-            <w:tcW w:w="0" w:type="auto"/>
-            <w:hideMark/>
-          </w:tcPr>
-          <w:p>
-            <w:pPr>
-              <w:spacing w:after="160" w:line="259" w:lineRule="auto"/>
-            </w:pPr>
-            <w:r>
-              <w:t>Y</w:t>
-            </w:r>
-          </w:p>
-        </w:tc>
-        <w:tc>
-          <w:tcPr>
-            <w:tcW w:w="0" w:type="auto"/>
-            <w:hideMark/>
-          </w:tcPr>
-          <w:p>
-            <w:pPr>
-              <w:spacing w:after="160" w:line="259" w:lineRule="auto"/>
-            </w:pPr>
-            <w:r>
-              <w:t>Y</w:t>
-            </w:r>
-          </w:p>
-        </w:tc>
-        <w:tc>
-          <w:tcPr>
-            <w:tcW w:w="0" w:type="auto"/>
-            <w:hideMark/>
-          </w:tcPr>
-          <w:p>
-            <w:pPr>
-              <w:spacing w:after="160" w:line="259" w:lineRule="auto"/>
-            </w:pPr>
-            <w:r>
-              <w:t>Y</w:t>
-            </w:r>
-          </w:p>
-        </w:tc>
-        <w:tc>
-          <w:tcPr>
-            <w:tcW w:w="0" w:type="auto"/>
-            <w:hideMark/>
-          </w:tcPr>
-          <w:p>
-            <w:pPr>
-              <w:spacing w:after="160" w:line="259" w:lineRule="auto"/>
-            </w:pPr>
-            <w:r>
-              <w:t>Y</w:t>
-            </w:r>
-          </w:p>
-        </w:tc>
-        <w:tc>
-          <w:tcPr>
-            <w:tcW w:w="0" w:type="auto"/>
-            <w:hideMark/>
-          </w:tcPr>
-          <w:p>
-            <w:pPr>
-              <w:spacing w:after="160" w:line="259" w:lineRule="auto"/>
-            </w:pPr>
-            <w:r>
-              <w:t>Y</w:t>
-            </w:r>
-          </w:p>
-        </w:tc>
-        <w:tc>
-          <w:tcPr>
-            <w:tcW w:w="0" w:type="auto"/>
-            <w:hideMark/>
-          </w:tcPr>
-          <w:p>
-            <w:pPr>
-              <w:spacing w:after="160" w:line="259" w:lineRule="auto"/>
-            </w:pPr>
-            <w:r>
-              <w:t>Y</w:t>
-            </w:r>
-          </w:p>
-        </w:tc>
-        <w:tc>
-          <w:tcPr>
-            <w:tcW w:w="0" w:type="auto"/>
-            <w:hideMark/>
-          </w:tcPr>
-          <w:p>
-            <w:pPr>
-              <w:spacing w:after="160" w:line="259" w:lineRule="auto"/>
-            </w:pPr>
-            <w:r>
-              <w:t>N</w:t>
-            </w:r>
-          </w:p>
-        </w:tc>
-        <w:tc>
-          <w:tcPr>
-            <w:tcW w:w="0" w:type="auto"/>
-            <w:hideMark/>
-          </w:tcPr>
-          <w:p>
-            <w:pPr>
-              <w:spacing w:after="160" w:line="259" w:lineRule="auto"/>
-            </w:pPr>
-            <w:r>
-              <w:t>N</w:t>
-            </w:r>
-          </w:p>
-        </w:tc>
-        <w:tc>
-          <w:tcPr>
-            <w:tcW w:w="0" w:type="auto"/>
-            <w:hideMark/>
-          </w:tcPr>
-          <w:p>
-            <w:pPr>
-              <w:spacing w:after="160" w:line="259" w:lineRule="auto"/>
-            </w:pPr>
-            <w:r>
-              <w:t>N</w:t>
-            </w:r>
-          </w:p>
-        </w:tc>
-        <w:tc>
-          <w:tcPr>
-            <w:tcW w:w="0" w:type="auto"/>
-            <w:hideMark/>
-          </w:tcPr>
-          <w:p>
-            <w:pPr>
-              <w:spacing w:after="160" w:line="259" w:lineRule="auto"/>
-            </w:pPr>
-            <w:r>
-              <w:t>N</w:t>
-            </w:r>
-          </w:p>
-        </w:tc>
-        <w:tc>
-          <w:tcPr>
-            <w:tcW w:w="0" w:type="auto"/>
-            <w:hideMark/>
-          </w:tcPr>
-          <w:p>
-            <w:pPr>
-              <w:spacing w:after="160" w:line="259" w:lineRule="auto"/>
-            </w:pPr>
-            <w:r>
-              <w:t>N</w:t>
-            </w:r>
-          </w:p>
-        </w:tc>
-        <w:tc>
-          <w:tcPr>
-            <w:tcW w:w="0" w:type="auto"/>
-            <w:hideMark/>
-          </w:tcPr>
-          <w:p>
-            <w:pPr>
-              <w:spacing w:after="160" w:line="259" w:lineRule="auto"/>
-            </w:pPr>
-            <w:r>
-              <w:t>N</w:t>
-            </w:r>
-          </w:p>
-        </w:tc>
-        <w:tc>
-          <w:tcPr>
-            <w:tcW w:w="0" w:type="auto"/>
-            <w:hideMark/>
-          </w:tcPr>
-          <w:p>
-            <w:pPr>
-              <w:spacing w:after="160" w:line="259" w:lineRule="auto"/>
-            </w:pPr>
-            <w:r>
-              <w:t>N</w:t>
-            </w:r>
-          </w:p>
-        </w:tc>
-        <w:tc>
-          <w:tcPr>
-            <w:tcW w:w="0" w:type="auto"/>
-            <w:hideMark/>
-          </w:tcPr>
-          <w:p>
-            <w:pPr>
-              <w:spacing w:after="160" w:line="259" w:lineRule="auto"/>
-            </w:pPr>
-            <w:r>
-              <w:t>N</w:t>
-            </w:r>
-          </w:p>
-        </w:tc>
-      </w:tr>
-      <w:tr>
-        <w:tc>
-          <w:tcPr>
-            <w:tcW w:w="0" w:type="auto"/>
-            <w:hideMark/>
-          </w:tcPr>
-          <w:p>
-            <w:pPr>
-              <w:spacing w:after="160" w:line="259" w:lineRule="auto"/>
-            </w:pPr>
-            <w:r>
-              <w:rPr>
-                <w:b/>
-                <w:bCs/>
-              </w:rPr>
-              <w:t>C3:</w:t>
-            </w:r>
-            <w:r>
-              <w:t xml:space="preserve"> </w:t>
-            </w:r>
-            <w:proofErr w:type="spellStart"/>
-            <w:r>
-              <w:t>Cùng</w:t>
-            </w:r>
-            <w:proofErr w:type="spellEnd"/>
-            <w:r>
-              <w:t xml:space="preserve"> </w:t>
-            </w:r>
-            <w:proofErr w:type="spellStart"/>
-            <w:r>
-              <w:t>ngân</w:t>
-            </w:r>
-            <w:proofErr w:type="spellEnd"/>
-            <w:r>
-              <w:t xml:space="preserve"> </w:t>
-            </w:r>
-            <w:proofErr w:type="spellStart"/>
-            <w:r>
-              <w:t>hàng</w:t>
-            </w:r>
-            <w:proofErr w:type="spellEnd"/>
-            <w:r>
-              <w:t xml:space="preserve">? </w:t>
-            </w:r>
-          </w:p>
-        </w:tc>
-        <w:tc>
-          <w:tcPr>
-            <w:tcW w:w="0" w:type="auto"/>
-            <w:hideMark/>
-          </w:tcPr>
-          <w:p>
-            <w:pPr>
-              <w:spacing w:after="160" w:line="259" w:lineRule="auto"/>
-            </w:pPr>
-            <w:r>
-              <w:t>Y</w:t>
-            </w:r>
-          </w:p>
-        </w:tc>
-        <w:tc>
-          <w:tcPr>
-            <w:tcW w:w="0" w:type="auto"/>
-            <w:hideMark/>
-          </w:tcPr>
-          <w:p>
-            <w:pPr>
-              <w:spacing w:after="160" w:line="259" w:lineRule="auto"/>
-            </w:pPr>
-            <w:r>
-              <w:t>Y</w:t>
-            </w:r>
-          </w:p>
-        </w:tc>
-        <w:tc>
-          <w:tcPr>
-            <w:tcW w:w="0" w:type="auto"/>
-            <w:hideMark/>
-          </w:tcPr>
-          <w:p>
-            <w:pPr>
-              <w:spacing w:after="160" w:line="259" w:lineRule="auto"/>
-            </w:pPr>
-            <w:r>
-              <w:t>N</w:t>
-            </w:r>
-          </w:p>
-        </w:tc>
-        <w:tc>
-          <w:tcPr>
-            <w:tcW w:w="0" w:type="auto"/>
-            <w:hideMark/>
-          </w:tcPr>
-          <w:p>
-            <w:pPr>
-              <w:spacing w:after="160" w:line="259" w:lineRule="auto"/>
-            </w:pPr>
-            <w:r>
-              <w:t>N</w:t>
-            </w:r>
-          </w:p>
-        </w:tc>
-        <w:tc>
-          <w:tcPr>
-            <w:tcW w:w="0" w:type="auto"/>
-            <w:hideMark/>
-          </w:tcPr>
-          <w:p>
-            <w:pPr>
-              <w:spacing w:after="160" w:line="259" w:lineRule="auto"/>
-            </w:pPr>
-            <w:r>
-              <w:t>N</w:t>
-            </w:r>
-          </w:p>
-        </w:tc>
-        <w:tc>
-          <w:tcPr>
-            <w:tcW w:w="0" w:type="auto"/>
-            <w:hideMark/>
-          </w:tcPr>
-          <w:p>
-            <w:pPr>
-              <w:spacing w:after="160" w:line="259" w:lineRule="auto"/>
-            </w:pPr>
-            <w:r>
-              <w:t>N</w:t>
-            </w:r>
-          </w:p>
-        </w:tc>
-        <w:tc>
-          <w:tcPr>
-            <w:tcW w:w="0" w:type="auto"/>
-            <w:hideMark/>
-          </w:tcPr>
-          <w:p>
-            <w:pPr>
-              <w:spacing w:after="160" w:line="259" w:lineRule="auto"/>
-            </w:pPr>
-            <w:r>
-              <w:t>Y</w:t>
-            </w:r>
-          </w:p>
-        </w:tc>
-        <w:tc>
-          <w:tcPr>
-            <w:tcW w:w="0" w:type="auto"/>
-            <w:hideMark/>
-          </w:tcPr>
-          <w:p>
-            <w:pPr>
-              <w:spacing w:after="160" w:line="259" w:lineRule="auto"/>
-            </w:pPr>
-            <w:r>
-              <w:t>Y</w:t>
-            </w:r>
-          </w:p>
-        </w:tc>
-        <w:tc>
-          <w:tcPr>
-            <w:tcW w:w="0" w:type="auto"/>
-            <w:hideMark/>
-          </w:tcPr>
-          <w:p>
-            <w:pPr>
-              <w:spacing w:after="160" w:line="259" w:lineRule="auto"/>
-            </w:pPr>
-            <w:r>
-              <w:t>Y</w:t>
-            </w:r>
-          </w:p>
-        </w:tc>
-        <w:tc>
-          <w:tcPr>
-            <w:tcW w:w="0" w:type="auto"/>
-            <w:hideMark/>
-          </w:tcPr>
-          <w:p>
-            <w:pPr>
-              <w:spacing w:after="160" w:line="259" w:lineRule="auto"/>
-            </w:pPr>
-            <w:r>
-              <w:t>Y</w:t>
-            </w:r>
-          </w:p>
-        </w:tc>
-        <w:tc>
-          <w:tcPr>
-            <w:tcW w:w="0" w:type="auto"/>
-            <w:hideMark/>
-          </w:tcPr>
-          <w:p>
-            <w:pPr>
-              <w:spacing w:after="160" w:line="259" w:lineRule="auto"/>
-            </w:pPr>
-            <w:r>
-              <w:t>N</w:t>
-            </w:r>
-          </w:p>
-        </w:tc>
-        <w:tc>
-          <w:tcPr>
-            <w:tcW w:w="0" w:type="auto"/>
-            <w:hideMark/>
-          </w:tcPr>
-          <w:p>
-            <w:pPr>
-              <w:spacing w:after="160" w:line="259" w:lineRule="auto"/>
-            </w:pPr>
-            <w:r>
-              <w:t>N</w:t>
-            </w:r>
-          </w:p>
-        </w:tc>
-        <w:tc>
-          <w:tcPr>
-            <w:tcW w:w="0" w:type="auto"/>
-            <w:hideMark/>
-          </w:tcPr>
-          <w:p>
-            <w:pPr>
-              <w:spacing w:after="160" w:line="259" w:lineRule="auto"/>
-            </w:pPr>
-            <w:r>
-              <w:t>N</w:t>
-            </w:r>
-          </w:p>
-        </w:tc>
-        <w:tc>
-          <w:tcPr>
-            <w:tcW w:w="0" w:type="auto"/>
-            <w:hideMark/>
-          </w:tcPr>
-          <w:p>
-            <w:pPr>
-              <w:spacing w:after="160" w:line="259" w:lineRule="auto"/>
-            </w:pPr>
-            <w:r>
-              <w:t>N</w:t>
-            </w:r>
-          </w:p>
-        </w:tc>
-      </w:tr>
-      <w:tr>
-        <w:tc>
-          <w:tcPr>
-            <w:tcW w:w="0" w:type="auto"/>
-            <w:hideMark/>
-          </w:tcPr>
-          <w:p>
-            <w:pPr>
-              <w:spacing w:after="160" w:line="259" w:lineRule="auto"/>
-            </w:pPr>
-            <w:r>
-              <w:rPr>
-                <w:b/>
-                <w:bCs/>
-              </w:rPr>
-              <w:t>C2:</w:t>
-            </w:r>
-            <w:r>
-              <w:t xml:space="preserve"> </w:t>
-            </w:r>
-            <w:proofErr w:type="spellStart"/>
-            <w:r>
-              <w:t>Giờ</w:t>
-            </w:r>
-            <w:proofErr w:type="spellEnd"/>
-            <w:r>
-              <w:t xml:space="preserve"> </w:t>
-            </w:r>
-            <w:proofErr w:type="spellStart"/>
-            <w:r>
-              <w:t>hành</w:t>
-            </w:r>
-            <w:proofErr w:type="spellEnd"/>
-            <w:r>
-              <w:t xml:space="preserve"> </w:t>
-            </w:r>
-            <w:proofErr w:type="spellStart"/>
-            <w:r>
-              <w:t>chính</w:t>
-            </w:r>
-            <w:proofErr w:type="spellEnd"/>
-            <w:r>
-              <w:t xml:space="preserve">? </w:t>
-            </w:r>
-          </w:p>
-        </w:tc>
-        <w:tc>
-          <w:tcPr>
-            <w:tcW w:w="0" w:type="auto"/>
-            <w:hideMark/>
-          </w:tcPr>
-          <w:p>
-            <w:pPr>
-              <w:spacing w:after="160" w:line="259" w:lineRule="auto"/>
-            </w:pPr>
-            <w:r>
-              <w:t>-</w:t>
-            </w:r>
-          </w:p>
-        </w:tc>
-        <w:tc>
-          <w:tcPr>
-            <w:tcW w:w="0" w:type="auto"/>
-            <w:hideMark/>
-          </w:tcPr>
-          <w:p>
-            <w:pPr>
-              <w:spacing w:after="160" w:line="259" w:lineRule="auto"/>
-            </w:pPr>
-            <w:r>
-              <w:t>-</w:t>
-            </w:r>
-          </w:p>
-        </w:tc>
-        <w:tc>
-          <w:tcPr>
-            <w:tcW w:w="0" w:type="auto"/>
-            <w:hideMark/>
-          </w:tcPr>
-          <w:p>
-            <w:pPr>
-              <w:spacing w:after="160" w:line="259" w:lineRule="auto"/>
-            </w:pPr>
-            <w:r>
-              <w:t>Y</w:t>
-            </w:r>
-          </w:p>
-        </w:tc>
-        <w:tc>
-          <w:tcPr>
-            <w:tcW w:w="0" w:type="auto"/>
-            <w:hideMark/>
-          </w:tcPr>
-          <w:p>
-            <w:pPr>
-              <w:spacing w:after="160" w:line="259" w:lineRule="auto"/>
-            </w:pPr>
-            <w:r>
-              <w:t>Y</w:t>
-            </w:r>
-          </w:p>
-        </w:tc>
-        <w:tc>
-          <w:tcPr>
-            <w:tcW w:w="0" w:type="auto"/>
-            <w:hideMark/>
-          </w:tcPr>
-          <w:p>
-            <w:pPr>
-              <w:spacing w:after="160" w:line="259" w:lineRule="auto"/>
-            </w:pPr>
-            <w:r>
-              <w:t>N</w:t>
-            </w:r>
-          </w:p>
-        </w:tc>
-        <w:tc>
-          <w:tcPr>
-            <w:tcW w:w="0" w:type="auto"/>
-            <w:hideMark/>
-          </w:tcPr>
-          <w:p>
-            <w:pPr>
-              <w:spacing w:after="160" w:line="259" w:lineRule="auto"/>
-            </w:pPr>
-            <w:r>
-              <w:t>N</w:t>
-            </w:r>
-          </w:p>
-        </w:tc>
-        <w:tc>
-          <w:tcPr>
-            <w:tcW w:w="0" w:type="auto"/>
-            <w:hideMark/>
-          </w:tcPr>
-          <w:p>
-            <w:pPr>
-              <w:spacing w:after="160" w:line="259" w:lineRule="auto"/>
-            </w:pPr>
-            <w:r>
-              <w:t>Y</w:t>
-            </w:r>
-          </w:p>
-        </w:tc>
-        <w:tc>
-          <w:tcPr>
-            <w:tcW w:w="0" w:type="auto"/>
-            <w:hideMark/>
-          </w:tcPr>
-          <w:p>
-            <w:pPr>
-              <w:spacing w:after="160" w:line="259" w:lineRule="auto"/>
-            </w:pPr>
-            <w:r>
-              <w:t>Y</w:t>
-            </w:r>
-          </w:p>
-        </w:tc>
-        <w:tc>
-          <w:tcPr>
-            <w:tcW w:w="0" w:type="auto"/>
-            <w:hideMark/>
-          </w:tcPr>
-          <w:p>
-            <w:pPr>
-              <w:spacing w:after="160" w:line="259" w:lineRule="auto"/>
-            </w:pPr>
-            <w:r>
-              <w:t>N</w:t>
-            </w:r>
-          </w:p>
-        </w:tc>
-        <w:tc>
-          <w:tcPr>
-            <w:tcW w:w="0" w:type="auto"/>
-            <w:hideMark/>
-          </w:tcPr>
-          <w:p>
-            <w:pPr>
-              <w:spacing w:after="160" w:line="259" w:lineRule="auto"/>
-            </w:pPr>
-            <w:r>
-              <w:t>N</w:t>
-            </w:r>
-          </w:p>
-        </w:tc>
-        <w:tc>
-          <w:tcPr>
-            <w:tcW w:w="0" w:type="auto"/>
-            <w:hideMark/>
-          </w:tcPr>
-          <w:p>
-            <w:pPr>
-              <w:spacing w:after="160" w:line="259" w:lineRule="auto"/>
-            </w:pPr>
-            <w:r>
-              <w:t>Y</w:t>
-            </w:r>
-          </w:p>
-        </w:tc>
-        <w:tc>
-          <w:tcPr>
-            <w:tcW w:w="0" w:type="auto"/>
-            <w:hideMark/>
-          </w:tcPr>
-          <w:p>
-            <w:pPr>
-              <w:spacing w:after="160" w:line="259" w:lineRule="auto"/>
-            </w:pPr>
-            <w:r>
-              <w:t>Y</w:t>
-            </w:r>
-          </w:p>
-        </w:tc>
-        <w:tc>
-          <w:tcPr>
-            <w:tcW w:w="0" w:type="auto"/>
-            <w:hideMark/>
-          </w:tcPr>
-          <w:p>
-            <w:pPr>
-              <w:spacing w:after="160" w:line="259" w:lineRule="auto"/>
-            </w:pPr>
-            <w:r>
-              <w:t>N</w:t>
-            </w:r>
-          </w:p>
-        </w:tc>
-        <w:tc>
-          <w:tcPr>
-            <w:tcW w:w="0" w:type="auto"/>
-            <w:hideMark/>
-          </w:tcPr>
-          <w:p>
-            <w:pPr>
-              <w:spacing w:after="160" w:line="259" w:lineRule="auto"/>
-            </w:pPr>
-            <w:r>
-              <w:t>N</w:t>
-            </w:r>
-          </w:p>
-        </w:tc>
-      </w:tr>
-      <w:tr>
-        <w:tc>
-          <w:tcPr>
-            <w:tcW w:w="0" w:type="auto"/>
-            <w:hideMark/>
-          </w:tcPr>
-          <w:p>
-            <w:pPr>
-              <w:spacing w:after="160" w:line="259" w:lineRule="auto"/>
-            </w:pPr>
-            <w:r>
-              <w:rPr>
-                <w:b/>
-                <w:bCs/>
-              </w:rPr>
-              <w:t>C4:</w:t>
-            </w:r>
-            <w:r>
-              <w:t xml:space="preserve"> </w:t>
-            </w:r>
-            <w:proofErr w:type="spellStart"/>
-            <w:r>
-              <w:t>Số</w:t>
-            </w:r>
-            <w:proofErr w:type="spellEnd"/>
-            <w:r>
-              <w:t xml:space="preserve"> </w:t>
-            </w:r>
-            <w:proofErr w:type="spellStart"/>
-            <w:r>
-              <w:t>tiền</w:t>
-            </w:r>
-            <w:proofErr w:type="spellEnd"/>
-            <w:r>
-              <w:t xml:space="preserve"> &gt; 500 </w:t>
-            </w:r>
-            <w:proofErr w:type="spellStart"/>
-            <w:r>
-              <w:t>triệu</w:t>
-            </w:r>
-            <w:proofErr w:type="spellEnd"/>
-            <w:r>
-              <w:t xml:space="preserve">? </w:t>
-            </w:r>
-          </w:p>
-        </w:tc>
-        <w:tc>
-          <w:tcPr>
-            <w:tcW w:w="0" w:type="auto"/>
-            <w:hideMark/>
-          </w:tcPr>
-          <w:p>
-            <w:pPr>
-              <w:spacing w:after="160" w:line="259" w:lineRule="auto"/>
-            </w:pPr>
-            <w:r>
-              <w:t>N</w:t>
-            </w:r>
-          </w:p>
-        </w:tc>
-        <w:tc>
-          <w:tcPr>
-            <w:tcW w:w="0" w:type="auto"/>
-            <w:hideMark/>
-          </w:tcPr>
-          <w:p>
-            <w:pPr>
-              <w:spacing w:after="160" w:line="259" w:lineRule="auto"/>
-            </w:pPr>
-            <w:r>
-              <w:t>Y</w:t>
-            </w:r>
-          </w:p>
-        </w:tc>
-        <w:tc>
-          <w:tcPr>
-            <w:tcW w:w="0" w:type="auto"/>
-            <w:hideMark/>
-          </w:tcPr>
-          <w:p>
-            <w:pPr>
-              <w:spacing w:after="160" w:line="259" w:lineRule="auto"/>
-            </w:pPr>
-            <w:r>
-              <w:t>N</w:t>
-            </w:r>
-          </w:p>
-        </w:tc>
-        <w:tc>
-          <w:tcPr>
-            <w:tcW w:w="0" w:type="auto"/>
-            <w:hideMark/>
-          </w:tcPr>
-          <w:p>
-            <w:pPr>
-              <w:spacing w:after="160" w:line="259" w:lineRule="auto"/>
-            </w:pPr>
-            <w:r>
-              <w:t>Y</w:t>
-            </w:r>
-          </w:p>
-        </w:tc>
-        <w:tc>
-          <w:tcPr>
-            <w:tcW w:w="0" w:type="auto"/>
-            <w:hideMark/>
-          </w:tcPr>
-          <w:p>
-            <w:pPr>
-              <w:spacing w:after="160" w:line="259" w:lineRule="auto"/>
-            </w:pPr>
-            <w:r>
-              <w:t>N</w:t>
-            </w:r>
-          </w:p>
-        </w:tc>
-        <w:tc>
-          <w:tcPr>
-            <w:tcW w:w="0" w:type="auto"/>
-            <w:hideMark/>
-          </w:tcPr>
-          <w:p>
-            <w:pPr>
-              <w:spacing w:after="160" w:line="259" w:lineRule="auto"/>
-            </w:pPr>
-            <w:r>
-              <w:t>Y</w:t>
-            </w:r>
-          </w:p>
-        </w:tc>
-        <w:tc>
-          <w:tcPr>
-            <w:tcW w:w="0" w:type="auto"/>
-            <w:hideMark/>
-          </w:tcPr>
-          <w:p>
-            <w:pPr>
-              <w:spacing w:after="160" w:line="259" w:lineRule="auto"/>
-            </w:pPr>
-            <w:r>
-              <w:t>N</w:t>
-            </w:r>
-          </w:p>
-        </w:tc>
-        <w:tc>
-          <w:tcPr>
-            <w:tcW w:w="0" w:type="auto"/>
-            <w:hideMark/>
-          </w:tcPr>
-          <w:p>
-            <w:pPr>
-              <w:spacing w:after="160" w:line="259" w:lineRule="auto"/>
-            </w:pPr>
-            <w:r>
-              <w:t>Y</w:t>
-            </w:r>
-          </w:p>
-        </w:tc>
-        <w:tc>
-          <w:tcPr>
-            <w:tcW w:w="0" w:type="auto"/>
-            <w:hideMark/>
-          </w:tcPr>
-          <w:p>
-            <w:pPr>
-              <w:spacing w:after="160" w:line="259" w:lineRule="auto"/>
-            </w:pPr>
-            <w:r>
-              <w:t>N</w:t>
-            </w:r>
-          </w:p>
-        </w:tc>
-        <w:tc>
-          <w:tcPr>
-            <w:tcW w:w="0" w:type="auto"/>
-            <w:hideMark/>
-          </w:tcPr>
-          <w:p>
-            <w:pPr>
-              <w:spacing w:after="160" w:line="259" w:lineRule="auto"/>
-            </w:pPr>
-            <w:r>
-              <w:t>Y</w:t>
-            </w:r>
-          </w:p>
-        </w:tc>
-        <w:tc>
-          <w:tcPr>
-            <w:tcW w:w="0" w:type="auto"/>
-            <w:hideMark/>
-          </w:tcPr>
-          <w:p>
-            <w:pPr>
-              <w:spacing w:after="160" w:line="259" w:lineRule="auto"/>
-            </w:pPr>
-            <w:r>
-              <w:t>N</w:t>
-            </w:r>
-          </w:p>
-        </w:tc>
-        <w:tc>
-          <w:tcPr>
-            <w:tcW w:w="0" w:type="auto"/>
-            <w:hideMark/>
-          </w:tcPr>
-          <w:p>
-            <w:pPr>
-              <w:spacing w:after="160" w:line="259" w:lineRule="auto"/>
-            </w:pPr>
-            <w:r>
-              <w:t>Y</w:t>
-            </w:r>
-          </w:p>
-        </w:tc>
-        <w:tc>
-          <w:tcPr>
-            <w:tcW w:w="0" w:type="auto"/>
-            <w:hideMark/>
-          </w:tcPr>
-          <w:p>
-            <w:pPr>
-              <w:spacing w:after="160" w:line="259" w:lineRule="auto"/>
-            </w:pPr>
-            <w:r>
-              <w:t>N</w:t>
-            </w:r>
-          </w:p>
-        </w:tc>
-        <w:tc>
-          <w:tcPr>
-            <w:tcW w:w="0" w:type="auto"/>
-            <w:hideMark/>
-          </w:tcPr>
-          <w:p>
-            <w:pPr>
-              <w:spacing w:after="160" w:line="259" w:lineRule="auto"/>
-            </w:pPr>
-            <w:r>
-              <w:t>Y</w:t>
-            </w:r>
-          </w:p>
-        </w:tc>
-      </w:tr>
-      <w:tr>
-        <w:tc>
-          <w:tcPr>
-            <w:tcW w:w="0" w:type="auto"/>
-            <w:hideMark/>
-          </w:tcPr>
-          <w:p>
-            <w:pPr>
-              <w:spacing w:after="160" w:line="259" w:lineRule="auto"/>
-            </w:pPr>
-            <w:r>
-              <w:rPr>
-                <w:b/>
-                <w:bCs/>
-              </w:rPr>
-              <w:t>HÀNH ĐỘNG</w:t>
-            </w:r>
-          </w:p>
-        </w:tc>
-        <w:tc>
-          <w:tcPr>
-            <w:tcW w:w="0" w:type="auto"/>
-            <w:hideMark/>
-          </w:tcPr>
-          <w:p>
-            <w:pPr>
-              <w:spacing w:after="160" w:line="259" w:lineRule="auto"/>
-            </w:pPr>
-          </w:p>
-        </w:tc>
-        <w:tc>
-          <w:tcPr>
-            <w:tcW w:w="0" w:type="auto"/>
-            <w:hideMark/>
-          </w:tcPr>
-          <w:p>
-            <w:pPr>
-              <w:spacing w:after="160" w:line="259" w:lineRule="auto"/>
-            </w:pPr>
-          </w:p>
-        </w:tc>
-        <w:tc>
-          <w:tcPr>
-            <w:tcW w:w="0" w:type="auto"/>
-            <w:hideMark/>
-          </w:tcPr>
-          <w:p>
-            <w:pPr>
-              <w:spacing w:after="160" w:line="259" w:lineRule="auto"/>
-            </w:pPr>
-          </w:p>
-        </w:tc>
-        <w:tc>
-          <w:tcPr>
-            <w:tcW w:w="0" w:type="auto"/>
-            <w:hideMark/>
-          </w:tcPr>
-          <w:p>
-            <w:pPr>
-              <w:spacing w:after="160" w:line="259" w:lineRule="auto"/>
-            </w:pPr>
-          </w:p>
-        </w:tc>
-        <w:tc>
-          <w:tcPr>
-            <w:tcW w:w="0" w:type="auto"/>
-            <w:hideMark/>
-          </w:tcPr>
-          <w:p>
-            <w:pPr>
-              <w:spacing w:after="160" w:line="259" w:lineRule="auto"/>
-            </w:pPr>
-          </w:p>
-        </w:tc>
-        <w:tc>
-          <w:tcPr>
-            <w:tcW w:w="0" w:type="auto"/>
-            <w:hideMark/>
-          </w:tcPr>
-          <w:p>
-            <w:pPr>
-              <w:spacing w:after="160" w:line="259" w:lineRule="auto"/>
-            </w:pPr>
-          </w:p>
-        </w:tc>
-        <w:tc>
-          <w:tcPr>
-            <w:tcW w:w="0" w:type="auto"/>
-            <w:hideMark/>
-          </w:tcPr>
-          <w:p>
-            <w:pPr>
-              <w:spacing w:after="160" w:line="259" w:lineRule="auto"/>
-            </w:pPr>
-          </w:p>
-        </w:tc>
-        <w:tc>
-          <w:tcPr>
-            <w:tcW w:w="0" w:type="auto"/>
-            <w:hideMark/>
-          </w:tcPr>
-          <w:p>
-            <w:pPr>
-              <w:spacing w:after="160" w:line="259" w:lineRule="auto"/>
-            </w:pPr>
-          </w:p>
-        </w:tc>
-        <w:tc>
-          <w:tcPr>
-            <w:tcW w:w="0" w:type="auto"/>
-            <w:hideMark/>
-          </w:tcPr>
-          <w:p>
-            <w:pPr>
-              <w:spacing w:after="160" w:line="259" w:lineRule="auto"/>
-            </w:pPr>
-          </w:p>
-        </w:tc>
-        <w:tc>
-          <w:tcPr>
-            <w:tcW w:w="0" w:type="auto"/>
-            <w:hideMark/>
-          </w:tcPr>
-          <w:p>
-            <w:pPr>
-              <w:spacing w:after="160" w:line="259" w:lineRule="auto"/>
-            </w:pPr>
-          </w:p>
-        </w:tc>
-        <w:tc>
-          <w:tcPr>
-            <w:tcW w:w="0" w:type="auto"/>
-            <w:hideMark/>
-          </w:tcPr>
-          <w:p>
-            <w:pPr>
-              <w:spacing w:after="160" w:line="259" w:lineRule="auto"/>
-            </w:pPr>
-          </w:p>
-        </w:tc>
-        <w:tc>
-          <w:tcPr>
-            <w:tcW w:w="0" w:type="auto"/>
-            <w:hideMark/>
-          </w:tcPr>
-          <w:p>
-            <w:pPr>
-              <w:spacing w:after="160" w:line="259" w:lineRule="auto"/>
-            </w:pPr>
-          </w:p>
-        </w:tc>
-        <w:tc>
-          <w:tcPr>
-            <w:tcW w:w="0" w:type="auto"/>
-            <w:hideMark/>
-          </w:tcPr>
-          <w:p>
-            <w:pPr>
-              <w:spacing w:after="160" w:line="259" w:lineRule="auto"/>
-            </w:pPr>
-          </w:p>
-        </w:tc>
-        <w:tc>
-          <w:tcPr>
-            <w:tcW w:w="0" w:type="auto"/>
-            <w:hideMark/>
-          </w:tcPr>
-          <w:p>
-            <w:pPr>
-              <w:spacing w:after="160" w:line="259" w:lineRule="auto"/>
-            </w:pPr>
-          </w:p>
-        </w:tc>
-      </w:tr>
-      <w:tr>
-        <w:tc>
-          <w:tcPr>
-            <w:tcW w:w="0" w:type="auto"/>
-            <w:hideMark/>
-          </w:tcPr>
-          <w:p>
-            <w:pPr>
-              <w:spacing w:after="160" w:line="259" w:lineRule="auto"/>
-            </w:pPr>
-            <w:r>
-              <w:rPr>
-                <w:b/>
-                <w:bCs/>
-              </w:rPr>
-              <w:t>A1:</w:t>
-            </w:r>
-            <w:r>
-              <w:t xml:space="preserve"> </w:t>
-            </w:r>
-            <w:proofErr w:type="spellStart"/>
-            <w:r>
-              <w:t>Miễn</w:t>
-            </w:r>
-            <w:proofErr w:type="spellEnd"/>
-            <w:r>
-              <w:t xml:space="preserve"> </w:t>
-            </w:r>
-            <w:proofErr w:type="spellStart"/>
-            <w:r>
-              <w:t>phí</w:t>
-            </w:r>
-            <w:proofErr w:type="spellEnd"/>
-            <w:r>
-              <w:t xml:space="preserve"> 100% </w:t>
-            </w:r>
-          </w:p>
-        </w:tc>
-        <w:tc>
-          <w:tcPr>
-            <w:tcW w:w="0" w:type="auto"/>
-            <w:hideMark/>
-          </w:tcPr>
-          <w:p>
-            <w:pPr>
-              <w:spacing w:after="160" w:line="259" w:lineRule="auto"/>
-            </w:pPr>
-            <w:r>
-              <w:t>X</w:t>
-            </w:r>
-          </w:p>
-        </w:tc>
-        <w:tc>
-          <w:tcPr>
-            <w:tcW w:w="0" w:type="auto"/>
-            <w:hideMark/>
-          </w:tcPr>
-          <w:p>
-            <w:pPr>
-              <w:spacing w:after="160" w:line="259" w:lineRule="auto"/>
-            </w:pPr>
-            <w:r>
-              <w:t>X</w:t>
-            </w:r>
-          </w:p>
-        </w:tc>
-        <w:tc>
-          <w:tcPr>
-            <w:tcW w:w="0" w:type="auto"/>
-            <w:hideMark/>
-          </w:tcPr>
-          <w:p>
-            <w:pPr>
-              <w:spacing w:after="160" w:line="259" w:lineRule="auto"/>
-            </w:pPr>
-          </w:p>
-        </w:tc>
-        <w:tc>
-          <w:tcPr>
-            <w:tcW w:w="0" w:type="auto"/>
-            <w:hideMark/>
-          </w:tcPr>
-          <w:p>
-            <w:pPr>
-              <w:spacing w:after="160" w:line="259" w:lineRule="auto"/>
-            </w:pPr>
-          </w:p>
-        </w:tc>
-        <w:tc>
-          <w:tcPr>
-            <w:tcW w:w="0" w:type="auto"/>
-            <w:hideMark/>
-          </w:tcPr>
-          <w:p>
-            <w:pPr>
-              <w:spacing w:after="160" w:line="259" w:lineRule="auto"/>
-            </w:pPr>
-          </w:p>
-        </w:tc>
-        <w:tc>
-          <w:tcPr>
-            <w:tcW w:w="0" w:type="auto"/>
-            <w:hideMark/>
-          </w:tcPr>
-          <w:p>
-            <w:pPr>
-              <w:spacing w:after="160" w:line="259" w:lineRule="auto"/>
-            </w:pPr>
-          </w:p>
-        </w:tc>
-        <w:tc>
-          <w:tcPr>
-            <w:tcW w:w="0" w:type="auto"/>
-            <w:hideMark/>
-          </w:tcPr>
-          <w:p>
-            <w:pPr>
-              <w:spacing w:after="160" w:line="259" w:lineRule="auto"/>
-            </w:pPr>
-          </w:p>
-        </w:tc>
-        <w:tc>
-          <w:tcPr>
-            <w:tcW w:w="0" w:type="auto"/>
-            <w:hideMark/>
-          </w:tcPr>
-          <w:p>
-            <w:pPr>
-              <w:spacing w:after="160" w:line="259" w:lineRule="auto"/>
-            </w:pPr>
-          </w:p>
-        </w:tc>
-        <w:tc>
-          <w:tcPr>
-            <w:tcW w:w="0" w:type="auto"/>
-            <w:hideMark/>
-          </w:tcPr>
-          <w:p>
-            <w:pPr>
-              <w:spacing w:after="160" w:line="259" w:lineRule="auto"/>
-            </w:pPr>
-          </w:p>
-        </w:tc>
-        <w:tc>
-          <w:tcPr>
-            <w:tcW w:w="0" w:type="auto"/>
-            <w:hideMark/>
-          </w:tcPr>
-          <w:p>
-            <w:pPr>
-              <w:spacing w:after="160" w:line="259" w:lineRule="auto"/>
-            </w:pPr>
-          </w:p>
-        </w:tc>
-        <w:tc>
-          <w:tcPr>
-            <w:tcW w:w="0" w:type="auto"/>
-            <w:hideMark/>
-          </w:tcPr>
-          <w:p>
-            <w:pPr>
-              <w:spacing w:after="160" w:line="259" w:lineRule="auto"/>
-            </w:pPr>
-          </w:p>
-        </w:tc>
-        <w:tc>
-          <w:tcPr>
-            <w:tcW w:w="0" w:type="auto"/>
-            <w:hideMark/>
-          </w:tcPr>
-          <w:p>
-            <w:pPr>
-              <w:spacing w:after="160" w:line="259" w:lineRule="auto"/>
-            </w:pPr>
-          </w:p>
-        </w:tc>
-        <w:tc>
-          <w:tcPr>
-            <w:tcW w:w="0" w:type="auto"/>
-            <w:hideMark/>
-          </w:tcPr>
-          <w:p>
-            <w:pPr>
-              <w:spacing w:after="160" w:line="259" w:lineRule="auto"/>
-            </w:pPr>
-          </w:p>
-        </w:tc>
-        <w:tc>
-          <w:tcPr>
-            <w:tcW w:w="0" w:type="auto"/>
-            <w:hideMark/>
-          </w:tcPr>
-          <w:p>
-            <w:pPr>
-              <w:spacing w:after="160" w:line="259" w:lineRule="auto"/>
-            </w:pPr>
-          </w:p>
-        </w:tc>
-      </w:tr>
-      <w:tr>
-        <w:tc>
-          <w:tcPr>
-            <w:tcW w:w="0" w:type="auto"/>
-            <w:hideMark/>
-          </w:tcPr>
-          <w:p>
-            <w:pPr>
-              <w:spacing w:after="160" w:line="259" w:lineRule="auto"/>
-            </w:pPr>
-            <w:r>
-              <w:rPr>
-                <w:b/>
-                <w:bCs/>
-              </w:rPr>
-              <w:t>A2:</w:t>
-            </w:r>
-            <w:r>
-              <w:t xml:space="preserve"> </w:t>
-            </w:r>
-            <w:proofErr w:type="spellStart"/>
-            <w:r>
-              <w:t>Phí</w:t>
-            </w:r>
-            <w:proofErr w:type="spellEnd"/>
-            <w:r>
-              <w:t xml:space="preserve"> 3.300đ </w:t>
-            </w:r>
-          </w:p>
-        </w:tc>
-        <w:tc>
-          <w:tcPr>
-            <w:tcW w:w="0" w:type="auto"/>
-            <w:hideMark/>
-          </w:tcPr>
-          <w:p>
-            <w:pPr>
-              <w:spacing w:after="160" w:line="259" w:lineRule="auto"/>
-            </w:pPr>
-          </w:p>
-        </w:tc>
-        <w:tc>
-          <w:tcPr>
-            <w:tcW w:w="0" w:type="auto"/>
-            <w:hideMark/>
-          </w:tcPr>
-          <w:p>
-            <w:pPr>
-              <w:spacing w:after="160" w:line="259" w:lineRule="auto"/>
-            </w:pPr>
-          </w:p>
-        </w:tc>
-        <w:tc>
-          <w:tcPr>
-            <w:tcW w:w="0" w:type="auto"/>
-            <w:hideMark/>
-          </w:tcPr>
-          <w:p>
-            <w:pPr>
-              <w:spacing w:after="160" w:line="259" w:lineRule="auto"/>
-            </w:pPr>
-            <w:r>
-              <w:t>X</w:t>
-            </w:r>
-          </w:p>
-        </w:tc>
-        <w:tc>
-          <w:tcPr>
-            <w:tcW w:w="0" w:type="auto"/>
-            <w:hideMark/>
-          </w:tcPr>
-          <w:p>
-            <w:pPr>
-              <w:spacing w:after="160" w:line="259" w:lineRule="auto"/>
-            </w:pPr>
-            <w:r>
-              <w:t>X</w:t>
-            </w:r>
-          </w:p>
-        </w:tc>
-        <w:tc>
-          <w:tcPr>
-            <w:tcW w:w="0" w:type="auto"/>
-            <w:hideMark/>
-          </w:tcPr>
-          <w:p>
-            <w:pPr>
-              <w:spacing w:after="160" w:line="259" w:lineRule="auto"/>
-            </w:pPr>
-          </w:p>
-        </w:tc>
-        <w:tc>
-          <w:tcPr>
-            <w:tcW w:w="0" w:type="auto"/>
-            <w:hideMark/>
-          </w:tcPr>
-          <w:p>
-            <w:pPr>
-              <w:spacing w:after="160" w:line="259" w:lineRule="auto"/>
-            </w:pPr>
-          </w:p>
-        </w:tc>
-        <w:tc>
-          <w:tcPr>
-            <w:tcW w:w="0" w:type="auto"/>
-            <w:hideMark/>
-          </w:tcPr>
-          <w:p>
-            <w:pPr>
-              <w:spacing w:after="160" w:line="259" w:lineRule="auto"/>
-            </w:pPr>
-            <w:r>
-              <w:t>X</w:t>
-            </w:r>
-          </w:p>
-        </w:tc>
-        <w:tc>
-          <w:tcPr>
-            <w:tcW w:w="0" w:type="auto"/>
-            <w:hideMark/>
-          </w:tcPr>
-          <w:p>
-            <w:pPr>
-              <w:spacing w:after="160" w:line="259" w:lineRule="auto"/>
-            </w:pPr>
-            <w:r>
-              <w:t>X</w:t>
-            </w:r>
-          </w:p>
-        </w:tc>
-        <w:tc>
-          <w:tcPr>
-            <w:tcW w:w="0" w:type="auto"/>
-            <w:hideMark/>
-          </w:tcPr>
-          <w:p>
-            <w:pPr>
-              <w:spacing w:after="160" w:line="259" w:lineRule="auto"/>
-            </w:pPr>
-          </w:p>
-        </w:tc>
-        <w:tc>
-          <w:tcPr>
-            <w:tcW w:w="0" w:type="auto"/>
-            <w:hideMark/>
-          </w:tcPr>
-          <w:p>
-            <w:pPr>
-              <w:spacing w:after="160" w:line="259" w:lineRule="auto"/>
-            </w:pPr>
-          </w:p>
-        </w:tc>
-        <w:tc>
-          <w:tcPr>
-            <w:tcW w:w="0" w:type="auto"/>
-            <w:hideMark/>
-          </w:tcPr>
-          <w:p>
-            <w:pPr>
-              <w:spacing w:after="160" w:line="259" w:lineRule="auto"/>
-            </w:pPr>
-          </w:p>
-        </w:tc>
-        <w:tc>
-          <w:tcPr>
-            <w:tcW w:w="0" w:type="auto"/>
-            <w:hideMark/>
-          </w:tcPr>
-          <w:p>
-            <w:pPr>
-              <w:spacing w:after="160" w:line="259" w:lineRule="auto"/>
-            </w:pPr>
-          </w:p>
-        </w:tc>
-        <w:tc>
-          <w:tcPr>
-            <w:tcW w:w="0" w:type="auto"/>
-            <w:hideMark/>
-          </w:tcPr>
-          <w:p>
-            <w:pPr>
-              <w:spacing w:after="160" w:line="259" w:lineRule="auto"/>
-            </w:pPr>
-          </w:p>
-        </w:tc>
-        <w:tc>
-          <w:tcPr>
-            <w:tcW w:w="0" w:type="auto"/>
-            <w:hideMark/>
-          </w:tcPr>
-          <w:p>
-            <w:pPr>
-              <w:spacing w:after="160" w:line="259" w:lineRule="auto"/>
-            </w:pPr>
-          </w:p>
-        </w:tc>
-      </w:tr>
-      <w:tr>
-        <w:tc>
-          <w:tcPr>
-            <w:tcW w:w="0" w:type="auto"/>
-            <w:hideMark/>
-          </w:tcPr>
-          <w:p>
-            <w:pPr>
-              <w:spacing w:after="160" w:line="259" w:lineRule="auto"/>
-            </w:pPr>
-            <w:r>
-              <w:rPr>
-                <w:b/>
-                <w:bCs/>
-              </w:rPr>
-              <w:t>A3:</w:t>
-            </w:r>
-            <w:r>
-              <w:t xml:space="preserve"> </w:t>
-            </w:r>
-            <w:proofErr w:type="spellStart"/>
-            <w:r>
-              <w:t>Phí</w:t>
-            </w:r>
-            <w:proofErr w:type="spellEnd"/>
-            <w:r>
-              <w:t xml:space="preserve"> 8.800đ </w:t>
-            </w:r>
-          </w:p>
-        </w:tc>
-        <w:tc>
-          <w:tcPr>
-            <w:tcW w:w="0" w:type="auto"/>
-            <w:hideMark/>
-          </w:tcPr>
-          <w:p>
-            <w:pPr>
-              <w:spacing w:after="160" w:line="259" w:lineRule="auto"/>
-            </w:pPr>
-          </w:p>
-        </w:tc>
-        <w:tc>
-          <w:tcPr>
-            <w:tcW w:w="0" w:type="auto"/>
-            <w:hideMark/>
-          </w:tcPr>
-          <w:p>
-            <w:pPr>
-              <w:spacing w:after="160" w:line="259" w:lineRule="auto"/>
-            </w:pPr>
-          </w:p>
-        </w:tc>
-        <w:tc>
-          <w:tcPr>
-            <w:tcW w:w="0" w:type="auto"/>
-            <w:hideMark/>
-          </w:tcPr>
-          <w:p>
-            <w:pPr>
-              <w:spacing w:after="160" w:line="259" w:lineRule="auto"/>
-            </w:pPr>
-          </w:p>
-        </w:tc>
-        <w:tc>
-          <w:tcPr>
-            <w:tcW w:w="0" w:type="auto"/>
-            <w:hideMark/>
-          </w:tcPr>
-          <w:p>
-            <w:pPr>
-              <w:spacing w:after="160" w:line="259" w:lineRule="auto"/>
-            </w:pPr>
-          </w:p>
-        </w:tc>
-        <w:tc>
-          <w:tcPr>
-            <w:tcW w:w="0" w:type="auto"/>
-            <w:hideMark/>
-          </w:tcPr>
-          <w:p>
-            <w:pPr>
-              <w:spacing w:after="160" w:line="259" w:lineRule="auto"/>
-            </w:pPr>
-            <w:r>
-              <w:t>X</w:t>
-            </w:r>
-          </w:p>
-        </w:tc>
-        <w:tc>
-          <w:tcPr>
-            <w:tcW w:w="0" w:type="auto"/>
-            <w:hideMark/>
-          </w:tcPr>
-          <w:p>
-            <w:pPr>
-              <w:spacing w:after="160" w:line="259" w:lineRule="auto"/>
-            </w:pPr>
-            <w:r>
-              <w:t>X</w:t>
-            </w:r>
-          </w:p>
-        </w:tc>
-        <w:tc>
-          <w:tcPr>
-            <w:tcW w:w="0" w:type="auto"/>
-            <w:hideMark/>
-          </w:tcPr>
-          <w:p>
-            <w:pPr>
-              <w:spacing w:after="160" w:line="259" w:lineRule="auto"/>
-            </w:pPr>
-          </w:p>
-        </w:tc>
-        <w:tc>
-          <w:tcPr>
-            <w:tcW w:w="0" w:type="auto"/>
-            <w:hideMark/>
-          </w:tcPr>
-          <w:p>
-            <w:pPr>
-              <w:spacing w:after="160" w:line="259" w:lineRule="auto"/>
-            </w:pPr>
-          </w:p>
-        </w:tc>
-        <w:tc>
-          <w:tcPr>
-            <w:tcW w:w="0" w:type="auto"/>
-            <w:hideMark/>
-          </w:tcPr>
-          <w:p>
-            <w:pPr>
-              <w:spacing w:after="160" w:line="259" w:lineRule="auto"/>
-            </w:pPr>
-            <w:r>
-              <w:t>X</w:t>
-            </w:r>
-          </w:p>
-        </w:tc>
-        <w:tc>
-          <w:tcPr>
-            <w:tcW w:w="0" w:type="auto"/>
-            <w:hideMark/>
-          </w:tcPr>
-          <w:p>
-            <w:pPr>
-              <w:spacing w:after="160" w:line="259" w:lineRule="auto"/>
-            </w:pPr>
-            <w:r>
-              <w:t>X</w:t>
-            </w:r>
-          </w:p>
-        </w:tc>
-        <w:tc>
-          <w:tcPr>
-            <w:tcW w:w="0" w:type="auto"/>
-            <w:hideMark/>
-          </w:tcPr>
-          <w:p>
-            <w:pPr>
-              <w:spacing w:after="160" w:line="259" w:lineRule="auto"/>
-            </w:pPr>
-          </w:p>
-        </w:tc>
-        <w:tc>
-          <w:tcPr>
-            <w:tcW w:w="0" w:type="auto"/>
-            <w:hideMark/>
-          </w:tcPr>
-          <w:p>
-            <w:pPr>
-              <w:spacing w:after="160" w:line="259" w:lineRule="auto"/>
-            </w:pPr>
-          </w:p>
-        </w:tc>
-        <w:tc>
-          <w:tcPr>
-            <w:tcW w:w="0" w:type="auto"/>
-            <w:hideMark/>
-          </w:tcPr>
-          <w:p>
-            <w:pPr>
-              <w:spacing w:after="160" w:line="259" w:lineRule="auto"/>
-            </w:pPr>
-          </w:p>
-        </w:tc>
-        <w:tc>
-          <w:tcPr>
-            <w:tcW w:w="0" w:type="auto"/>
-            <w:hideMark/>
-          </w:tcPr>
-          <w:p>
-            <w:pPr>
-              <w:spacing w:after="160" w:line="259" w:lineRule="auto"/>
-            </w:pPr>
-          </w:p>
-        </w:tc>
-      </w:tr>
-      <w:tr>
-        <w:tc>
-          <w:tcPr>
-            <w:tcW w:w="0" w:type="auto"/>
-            <w:hideMark/>
-          </w:tcPr>
-          <w:p>
-            <w:pPr>
-              <w:spacing w:after="160" w:line="259" w:lineRule="auto"/>
-            </w:pPr>
-            <w:r>
-              <w:rPr>
-                <w:b/>
-                <w:bCs/>
-              </w:rPr>
-              <w:t>A4:</w:t>
-            </w:r>
-            <w:r>
-              <w:t xml:space="preserve"> </w:t>
-            </w:r>
-            <w:proofErr w:type="spellStart"/>
-            <w:r>
-              <w:t>Phí</w:t>
-            </w:r>
-            <w:proofErr w:type="spellEnd"/>
-            <w:r>
-              <w:t xml:space="preserve"> 11.000đ </w:t>
-            </w:r>
-          </w:p>
-        </w:tc>
-        <w:tc>
-          <w:tcPr>
-            <w:tcW w:w="0" w:type="auto"/>
-            <w:hideMark/>
-          </w:tcPr>
-          <w:p>
-            <w:pPr>
-              <w:spacing w:after="160" w:line="259" w:lineRule="auto"/>
-            </w:pPr>
-          </w:p>
-        </w:tc>
-        <w:tc>
-          <w:tcPr>
-            <w:tcW w:w="0" w:type="auto"/>
-            <w:hideMark/>
-          </w:tcPr>
-          <w:p>
-            <w:pPr>
-              <w:spacing w:after="160" w:line="259" w:lineRule="auto"/>
-            </w:pPr>
-          </w:p>
-        </w:tc>
-        <w:tc>
-          <w:tcPr>
-            <w:tcW w:w="0" w:type="auto"/>
-            <w:hideMark/>
-          </w:tcPr>
-          <w:p>
-            <w:pPr>
-              <w:spacing w:after="160" w:line="259" w:lineRule="auto"/>
-            </w:pPr>
-          </w:p>
-        </w:tc>
-        <w:tc>
-          <w:tcPr>
-            <w:tcW w:w="0" w:type="auto"/>
-            <w:hideMark/>
-          </w:tcPr>
-          <w:p>
-            <w:pPr>
-              <w:spacing w:after="160" w:line="259" w:lineRule="auto"/>
-            </w:pPr>
-          </w:p>
-        </w:tc>
-        <w:tc>
-          <w:tcPr>
-            <w:tcW w:w="0" w:type="auto"/>
-            <w:hideMark/>
-          </w:tcPr>
-          <w:p>
-            <w:pPr>
-              <w:spacing w:after="160" w:line="259" w:lineRule="auto"/>
-            </w:pPr>
-          </w:p>
-        </w:tc>
-        <w:tc>
-          <w:tcPr>
-            <w:tcW w:w="0" w:type="auto"/>
-            <w:hideMark/>
-          </w:tcPr>
-          <w:p>
-            <w:pPr>
-              <w:spacing w:after="160" w:line="259" w:lineRule="auto"/>
-            </w:pPr>
-          </w:p>
-        </w:tc>
-        <w:tc>
-          <w:tcPr>
-            <w:tcW w:w="0" w:type="auto"/>
-            <w:hideMark/>
-          </w:tcPr>
-          <w:p>
-            <w:pPr>
-              <w:spacing w:after="160" w:line="259" w:lineRule="auto"/>
-            </w:pPr>
-          </w:p>
-        </w:tc>
-        <w:tc>
-          <w:tcPr>
-            <w:tcW w:w="0" w:type="auto"/>
-            <w:hideMark/>
-          </w:tcPr>
-          <w:p>
-            <w:pPr>
-              <w:spacing w:after="160" w:line="259" w:lineRule="auto"/>
-            </w:pPr>
-          </w:p>
-        </w:tc>
-        <w:tc>
-          <w:tcPr>
-            <w:tcW w:w="0" w:type="auto"/>
-            <w:hideMark/>
-          </w:tcPr>
-          <w:p>
-            <w:pPr>
-              <w:spacing w:after="160" w:line="259" w:lineRule="auto"/>
-            </w:pPr>
-          </w:p>
-        </w:tc>
-        <w:tc>
-          <w:tcPr>
-            <w:tcW w:w="0" w:type="auto"/>
-            <w:hideMark/>
-          </w:tcPr>
-          <w:p>
-            <w:pPr>
-              <w:spacing w:after="160" w:line="259" w:lineRule="auto"/>
-            </w:pPr>
-          </w:p>
-        </w:tc>
-        <w:tc>
-          <w:tcPr>
-            <w:tcW w:w="0" w:type="auto"/>
-            <w:hideMark/>
-          </w:tcPr>
-          <w:p>
-            <w:pPr>
-              <w:spacing w:after="160" w:line="259" w:lineRule="auto"/>
-            </w:pPr>
-            <w:r>
-              <w:t>X</w:t>
-            </w:r>
-          </w:p>
-        </w:tc>
-        <w:tc>
-          <w:tcPr>
-            <w:tcW w:w="0" w:type="auto"/>
-            <w:hideMark/>
-          </w:tcPr>
-          <w:p>
-            <w:pPr>
-              <w:spacing w:after="160" w:line="259" w:lineRule="auto"/>
-            </w:pPr>
-            <w:r>
-              <w:t>X</w:t>
-            </w:r>
-          </w:p>
-        </w:tc>
-        <w:tc>
-          <w:tcPr>
-            <w:tcW w:w="0" w:type="auto"/>
-            <w:hideMark/>
-          </w:tcPr>
-          <w:p>
-            <w:pPr>
-              <w:spacing w:after="160" w:line="259" w:lineRule="auto"/>
-            </w:pPr>
-          </w:p>
-        </w:tc>
-        <w:tc>
-          <w:tcPr>
-            <w:tcW w:w="0" w:type="auto"/>
-            <w:hideMark/>
-          </w:tcPr>
-          <w:p>
-            <w:pPr>
-              <w:spacing w:after="160" w:line="259" w:lineRule="auto"/>
-            </w:pPr>
-          </w:p>
-        </w:tc>
-      </w:tr>
-      <w:tr>
-        <w:tc>
-          <w:tcPr>
-            <w:tcW w:w="0" w:type="auto"/>
-            <w:hideMark/>
-          </w:tcPr>
-          <w:p>
-            <w:pPr>
-              <w:spacing w:after="160" w:line="259" w:lineRule="auto"/>
-            </w:pPr>
-            <w:r>
-              <w:rPr>
-                <w:b/>
-                <w:bCs/>
-              </w:rPr>
-              <w:lastRenderedPageBreak/>
-              <w:t>A5:</w:t>
-            </w:r>
-            <w:r>
-              <w:t xml:space="preserve"> </w:t>
-            </w:r>
-            <w:proofErr w:type="spellStart"/>
-            <w:r>
-              <w:t>Phí</w:t>
-            </w:r>
-            <w:proofErr w:type="spellEnd"/>
-            <w:r>
-              <w:t xml:space="preserve"> 16.500đ </w:t>
-            </w:r>
-          </w:p>
-        </w:tc>
-        <w:tc>
-          <w:tcPr>
-            <w:tcW w:w="0" w:type="auto"/>
-            <w:hideMark/>
-          </w:tcPr>
-          <w:p>
-            <w:pPr>
-              <w:spacing w:after="160" w:line="259" w:lineRule="auto"/>
-            </w:pPr>
-          </w:p>
-        </w:tc>
-        <w:tc>
-          <w:tcPr>
-            <w:tcW w:w="0" w:type="auto"/>
-            <w:hideMark/>
-          </w:tcPr>
-          <w:p>
-            <w:pPr>
-              <w:spacing w:after="160" w:line="259" w:lineRule="auto"/>
-            </w:pPr>
-          </w:p>
-        </w:tc>
-        <w:tc>
-          <w:tcPr>
-            <w:tcW w:w="0" w:type="auto"/>
-            <w:hideMark/>
-          </w:tcPr>
-          <w:p>
-            <w:pPr>
-              <w:spacing w:after="160" w:line="259" w:lineRule="auto"/>
-            </w:pPr>
-          </w:p>
-        </w:tc>
-        <w:tc>
-          <w:tcPr>
-            <w:tcW w:w="0" w:type="auto"/>
-            <w:hideMark/>
-          </w:tcPr>
-          <w:p>
-            <w:pPr>
-              <w:spacing w:after="160" w:line="259" w:lineRule="auto"/>
-            </w:pPr>
-          </w:p>
-        </w:tc>
-        <w:tc>
-          <w:tcPr>
-            <w:tcW w:w="0" w:type="auto"/>
-            <w:hideMark/>
-          </w:tcPr>
-          <w:p>
-            <w:pPr>
-              <w:spacing w:after="160" w:line="259" w:lineRule="auto"/>
-            </w:pPr>
-          </w:p>
-        </w:tc>
-        <w:tc>
-          <w:tcPr>
-            <w:tcW w:w="0" w:type="auto"/>
-            <w:hideMark/>
-          </w:tcPr>
-          <w:p>
-            <w:pPr>
-              <w:spacing w:after="160" w:line="259" w:lineRule="auto"/>
-            </w:pPr>
-          </w:p>
-        </w:tc>
-        <w:tc>
-          <w:tcPr>
-            <w:tcW w:w="0" w:type="auto"/>
-            <w:hideMark/>
-          </w:tcPr>
-          <w:p>
-            <w:pPr>
-              <w:spacing w:after="160" w:line="259" w:lineRule="auto"/>
-            </w:pPr>
-          </w:p>
-        </w:tc>
-        <w:tc>
-          <w:tcPr>
-            <w:tcW w:w="0" w:type="auto"/>
-            <w:hideMark/>
-          </w:tcPr>
-          <w:p>
-            <w:pPr>
-              <w:spacing w:after="160" w:line="259" w:lineRule="auto"/>
-            </w:pPr>
-          </w:p>
-        </w:tc>
-        <w:tc>
-          <w:tcPr>
-            <w:tcW w:w="0" w:type="auto"/>
-            <w:hideMark/>
-          </w:tcPr>
-          <w:p>
-            <w:pPr>
-              <w:spacing w:after="160" w:line="259" w:lineRule="auto"/>
-            </w:pPr>
-          </w:p>
-        </w:tc>
-        <w:tc>
-          <w:tcPr>
-            <w:tcW w:w="0" w:type="auto"/>
-            <w:hideMark/>
-          </w:tcPr>
-          <w:p>
-            <w:pPr>
-              <w:spacing w:after="160" w:line="259" w:lineRule="auto"/>
-            </w:pPr>
-          </w:p>
-        </w:tc>
-        <w:tc>
-          <w:tcPr>
-            <w:tcW w:w="0" w:type="auto"/>
-            <w:hideMark/>
-          </w:tcPr>
-          <w:p>
-            <w:pPr>
-              <w:spacing w:after="160" w:line="259" w:lineRule="auto"/>
-            </w:pPr>
-          </w:p>
-        </w:tc>
-        <w:tc>
-          <w:tcPr>
-            <w:tcW w:w="0" w:type="auto"/>
-            <w:hideMark/>
-          </w:tcPr>
-          <w:p>
-            <w:pPr>
-              <w:spacing w:after="160" w:line="259" w:lineRule="auto"/>
-            </w:pPr>
-          </w:p>
-        </w:tc>
-        <w:tc>
-          <w:tcPr>
-            <w:tcW w:w="0" w:type="auto"/>
-            <w:hideMark/>
-          </w:tcPr>
-          <w:p>
-            <w:pPr>
-              <w:spacing w:after="160" w:line="259" w:lineRule="auto"/>
-            </w:pPr>
-            <w:r>
-              <w:t>X</w:t>
-            </w:r>
-          </w:p>
-        </w:tc>
-        <w:tc>
-          <w:tcPr>
-            <w:tcW w:w="0" w:type="auto"/>
-            <w:hideMark/>
-          </w:tcPr>
-          <w:p>
-            <w:pPr>
-              <w:spacing w:after="160" w:line="259" w:lineRule="auto"/>
-            </w:pPr>
-            <w:r>
-              <w:t>X</w:t>
-            </w:r>
-          </w:p>
-        </w:tc>
-      </w:tr>
-      <w:tr>
-        <w:tc>
-          <w:tcPr>
-            <w:tcW w:w="0" w:type="auto"/>
-            <w:hideMark/>
-          </w:tcPr>
-          <w:p>
-            <w:pPr>
-              <w:spacing w:after="160" w:line="259" w:lineRule="auto"/>
-            </w:pPr>
-            <w:r>
-              <w:rPr>
-                <w:b/>
-                <w:bCs/>
-              </w:rPr>
-              <w:t>A_OTP:</w:t>
-            </w:r>
-            <w:r>
-              <w:t xml:space="preserve"> </w:t>
-            </w:r>
-            <w:proofErr w:type="spellStart"/>
-            <w:r>
-              <w:t>Gửi</w:t>
-            </w:r>
-            <w:proofErr w:type="spellEnd"/>
-            <w:r>
-              <w:t xml:space="preserve"> OTP </w:t>
-            </w:r>
-            <w:proofErr w:type="spellStart"/>
-            <w:r>
-              <w:t>bổ</w:t>
-            </w:r>
-            <w:proofErr w:type="spellEnd"/>
-            <w:r>
-              <w:t xml:space="preserve"> sung </w:t>
-            </w:r>
-          </w:p>
-        </w:tc>
-        <w:tc>
-          <w:tcPr>
-            <w:tcW w:w="0" w:type="auto"/>
-            <w:hideMark/>
-          </w:tcPr>
-          <w:p>
-            <w:pPr>
-              <w:spacing w:after="160" w:line="259" w:lineRule="auto"/>
-            </w:pPr>
-          </w:p>
-        </w:tc>
-        <w:tc>
-          <w:tcPr>
-            <w:tcW w:w="0" w:type="auto"/>
-            <w:hideMark/>
-          </w:tcPr>
-          <w:p>
-            <w:pPr>
-              <w:spacing w:after="160" w:line="259" w:lineRule="auto"/>
-            </w:pPr>
-            <w:r>
-              <w:t>X</w:t>
-            </w:r>
-          </w:p>
-        </w:tc>
-        <w:tc>
-          <w:tcPr>
-            <w:tcW w:w="0" w:type="auto"/>
-            <w:hideMark/>
-          </w:tcPr>
-          <w:p>
-            <w:pPr>
-              <w:spacing w:after="160" w:line="259" w:lineRule="auto"/>
-            </w:pPr>
-          </w:p>
-        </w:tc>
-        <w:tc>
-          <w:tcPr>
-            <w:tcW w:w="0" w:type="auto"/>
-            <w:hideMark/>
-          </w:tcPr>
-          <w:p>
-            <w:pPr>
-              <w:spacing w:after="160" w:line="259" w:lineRule="auto"/>
-            </w:pPr>
-            <w:r>
-              <w:t>X</w:t>
-            </w:r>
-          </w:p>
-        </w:tc>
-        <w:tc>
-          <w:tcPr>
-            <w:tcW w:w="0" w:type="auto"/>
-            <w:hideMark/>
-          </w:tcPr>
-          <w:p>
-            <w:pPr>
-              <w:spacing w:after="160" w:line="259" w:lineRule="auto"/>
-            </w:pPr>
-          </w:p>
-        </w:tc>
-        <w:tc>
-          <w:tcPr>
-            <w:tcW w:w="0" w:type="auto"/>
-            <w:hideMark/>
-          </w:tcPr>
-          <w:p>
-            <w:pPr>
-              <w:spacing w:after="160" w:line="259" w:lineRule="auto"/>
-            </w:pPr>
-            <w:r>
-              <w:t>X</w:t>
-            </w:r>
-          </w:p>
-        </w:tc>
-        <w:tc>
-          <w:tcPr>
-            <w:tcW w:w="0" w:type="auto"/>
-            <w:hideMark/>
-          </w:tcPr>
-          <w:p>
-            <w:pPr>
-              <w:spacing w:after="160" w:line="259" w:lineRule="auto"/>
-            </w:pPr>
-          </w:p>
-        </w:tc>
-        <w:tc>
-          <w:tcPr>
-            <w:tcW w:w="0" w:type="auto"/>
-            <w:hideMark/>
-          </w:tcPr>
-          <w:p>
-            <w:pPr>
-              <w:spacing w:after="160" w:line="259" w:lineRule="auto"/>
-            </w:pPr>
-            <w:r>
-              <w:t>X</w:t>
-            </w:r>
-          </w:p>
-        </w:tc>
-        <w:tc>
-          <w:tcPr>
-            <w:tcW w:w="0" w:type="auto"/>
-            <w:hideMark/>
-          </w:tcPr>
-          <w:p>
-            <w:pPr>
-              <w:spacing w:after="160" w:line="259" w:lineRule="auto"/>
-            </w:pPr>
-          </w:p>
-        </w:tc>
-        <w:tc>
-          <w:tcPr>
-            <w:tcW w:w="0" w:type="auto"/>
-            <w:hideMark/>
-          </w:tcPr>
-          <w:p>
-            <w:pPr>
-              <w:spacing w:after="160" w:line="259" w:lineRule="auto"/>
-            </w:pPr>
-            <w:r>
-              <w:t>X</w:t>
-            </w:r>
-          </w:p>
-        </w:tc>
-        <w:tc>
-          <w:tcPr>
-            <w:tcW w:w="0" w:type="auto"/>
-            <w:hideMark/>
-          </w:tcPr>
-          <w:p>
-            <w:pPr>
-              <w:spacing w:after="160" w:line="259" w:lineRule="auto"/>
-            </w:pPr>
-          </w:p>
-        </w:tc>
-        <w:tc>
-          <w:tcPr>
-            <w:tcW w:w="0" w:type="auto"/>
-            <w:hideMark/>
-          </w:tcPr>
-          <w:p>
-            <w:pPr>
-              <w:spacing w:after="160" w:line="259" w:lineRule="auto"/>
-            </w:pPr>
-            <w:r>
-              <w:t>X</w:t>
-            </w:r>
-          </w:p>
-        </w:tc>
-        <w:tc>
-          <w:tcPr>
-            <w:tcW w:w="0" w:type="auto"/>
-            <w:hideMark/>
-          </w:tcPr>
-          <w:p>
-            <w:pPr>
-              <w:spacing w:after="160" w:line="259" w:lineRule="auto"/>
-            </w:pPr>
-          </w:p>
-        </w:tc>
-        <w:tc>
-          <w:tcPr>
-            <w:tcW w:w="0" w:type="auto"/>
-            <w:hideMark/>
-          </w:tcPr>
-          <w:p>
-            <w:pPr>
-              <w:spacing w:after="160" w:line="259" w:lineRule="auto"/>
-            </w:pPr>
-            <w:r>
-              <w:t>X</w:t>
-            </w:r>
-          </w:p>
-        </w:tc>
-      </w:tr>
-    </w:tbl>
-    <w:p/>
-    <w:p>
-      <w:pPr>
-        <w:rPr>
-          <w:b/>
-          <w:bCs/>
-        </w:rPr>
-      </w:pPr>
-      <w:proofErr w:type="spellStart"/>
-      <w:r>
-        <w:rPr>
-          <w:b/>
-          <w:bCs/>
-        </w:rPr>
-        <w:t>Bảng</w:t>
-      </w:r>
-      <w:proofErr w:type="spellEnd"/>
-      <w:r>
-        <w:rPr>
-          <w:b/>
-          <w:bCs/>
-        </w:rPr>
-        <w:t xml:space="preserve"> </w:t>
-      </w:r>
-      <w:proofErr w:type="spellStart"/>
-      <w:r>
-        <w:rPr>
-          <w:b/>
-          <w:bCs/>
-        </w:rPr>
-        <w:t>Quyết</w:t>
-      </w:r>
-      <w:proofErr w:type="spellEnd"/>
-      <w:r>
-        <w:rPr>
-          <w:b/>
-          <w:bCs/>
-        </w:rPr>
-        <w:t xml:space="preserve"> Định (Decision Table) – </w:t>
-      </w:r>
-      <w:proofErr w:type="spellStart"/>
-      <w:r>
-        <w:rPr>
-          <w:b/>
-          <w:bCs/>
-        </w:rPr>
-        <w:t>Cập</w:t>
-      </w:r>
-      <w:proofErr w:type="spellEnd"/>
-      <w:r>
-        <w:rPr>
-          <w:b/>
-          <w:bCs/>
-        </w:rPr>
-        <w:t xml:space="preserve"> </w:t>
-      </w:r>
-      <w:proofErr w:type="spellStart"/>
-      <w:r>
-        <w:rPr>
-          <w:b/>
-          <w:bCs/>
-        </w:rPr>
-        <w:t>nhật</w:t>
-      </w:r>
-      <w:proofErr w:type="spellEnd"/>
-      <w:r>
-        <w:rPr>
-          <w:b/>
-          <w:bCs/>
-        </w:rPr>
-        <w:t xml:space="preserve"> </w:t>
-      </w:r>
-      <w:proofErr w:type="spellStart"/>
-      <w:r>
-        <w:rPr>
-          <w:b/>
-          <w:bCs/>
-        </w:rPr>
-        <w:t>theo</w:t>
-      </w:r>
-      <w:proofErr w:type="spellEnd"/>
-      <w:r>
-        <w:rPr>
-          <w:b/>
-          <w:bCs/>
-        </w:rPr>
-        <w:t xml:space="preserve"> Format </w:t>
-      </w:r>
-      <w:proofErr w:type="spellStart"/>
-      <w:r>
-        <w:rPr>
-          <w:b/>
-          <w:bCs/>
-        </w:rPr>
-        <w:t>Mẫu</w:t>
-      </w:r>
-      <w:proofErr w:type="spellEnd"/>
+        <w:t xml:space="preserve"> Định (Decision Table) </w:t>
+      </w:r>
     </w:p>
     <w:tbl>
       <w:tblPr>
@@ -4923,38 +1881,20 @@
                 <w:b/>
                 <w:bCs/>
               </w:rPr>
-              <w:t xml:space="preserve"> </w:t>
-            </w:r>
-            <w:r>
-              <w:rPr>
-                <w:b/>
-                <w:bCs/>
-              </w:rPr>
-              <w:lastRenderedPageBreak/>
-              <w:t xml:space="preserve">100% </w:t>
-            </w:r>
-            <w:proofErr w:type="spellStart"/>
-            <w:r>
-              <w:rPr>
-                <w:b/>
-                <w:bCs/>
-              </w:rPr>
-              <w:t>phí</w:t>
-            </w:r>
-            <w:proofErr w:type="spellEnd"/>
-          </w:p>
-        </w:tc>
-        <w:tc>
-          <w:tcPr>
-            <w:tcW w:w="0" w:type="auto"/>
-            <w:hideMark/>
-          </w:tcPr>
-          <w:p>
-            <w:pPr>
-              <w:spacing w:after="160" w:line="259" w:lineRule="auto"/>
-            </w:pPr>
-            <w:r>
-              <w:lastRenderedPageBreak/>
+              <w:t xml:space="preserve"> 100% phí</w:t>
+            </w:r>
+          </w:p>
+        </w:tc>
+        <w:tc>
+          <w:tcPr>
+            <w:tcW w:w="0" w:type="auto"/>
+            <w:hideMark/>
+          </w:tcPr>
+          <w:p>
+            <w:pPr>
+              <w:spacing w:after="160" w:line="259" w:lineRule="auto"/>
+            </w:pPr>
+            <w:r>
               <w:t>X</w:t>
             </w:r>
           </w:p>
@@ -5323,6 +2263,7 @@
                 <w:b/>
                 <w:bCs/>
               </w:rPr>
+              <w:lastRenderedPageBreak/>
               <w:t xml:space="preserve">A3: </w:t>
             </w:r>
             <w:proofErr w:type="spellStart"/>
@@ -6185,102 +3126,6 @@
           <w:bCs/>
         </w:rPr>
         <w:t xml:space="preserve"> Test Case </w:t>
-      </w:r>
-      <w:proofErr w:type="spellStart"/>
-      <w:r>
-        <w:rPr>
-          <w:b/>
-          <w:bCs/>
-        </w:rPr>
-        <w:t>Tính</w:t>
-      </w:r>
-      <w:proofErr w:type="spellEnd"/>
-      <w:r>
-        <w:rPr>
-          <w:b/>
-          <w:bCs/>
-        </w:rPr>
-        <w:t xml:space="preserve"> </w:t>
-      </w:r>
-      <w:proofErr w:type="spellStart"/>
-      <w:r>
-        <w:rPr>
-          <w:b/>
-          <w:bCs/>
-        </w:rPr>
-        <w:t>Phí</w:t>
-      </w:r>
-      <w:proofErr w:type="spellEnd"/>
-      <w:r>
-        <w:rPr>
-          <w:b/>
-          <w:bCs/>
-        </w:rPr>
-        <w:t xml:space="preserve"> </w:t>
-      </w:r>
-      <w:proofErr w:type="spellStart"/>
-      <w:r>
-        <w:rPr>
-          <w:b/>
-          <w:bCs/>
-        </w:rPr>
-        <w:t>Dịch</w:t>
-      </w:r>
-      <w:proofErr w:type="spellEnd"/>
-      <w:r>
-        <w:rPr>
-          <w:b/>
-          <w:bCs/>
-        </w:rPr>
-        <w:t xml:space="preserve"> </w:t>
-      </w:r>
-      <w:proofErr w:type="spellStart"/>
-      <w:r>
-        <w:rPr>
-          <w:b/>
-          <w:bCs/>
-        </w:rPr>
-        <w:t>Vụ</w:t>
-      </w:r>
-      <w:proofErr w:type="spellEnd"/>
-      <w:r>
-        <w:rPr>
-          <w:b/>
-          <w:bCs/>
-        </w:rPr>
-        <w:t xml:space="preserve"> - </w:t>
-      </w:r>
-      <w:proofErr w:type="spellStart"/>
-      <w:r>
-        <w:rPr>
-          <w:b/>
-          <w:bCs/>
-        </w:rPr>
-        <w:t>Yêu</w:t>
-      </w:r>
-      <w:proofErr w:type="spellEnd"/>
-      <w:r>
-        <w:rPr>
-          <w:b/>
-          <w:bCs/>
-        </w:rPr>
-        <w:t xml:space="preserve"> </w:t>
-      </w:r>
-      <w:proofErr w:type="spellStart"/>
-      <w:r>
-        <w:rPr>
-          <w:b/>
-          <w:bCs/>
-        </w:rPr>
-        <w:t>cầu</w:t>
-      </w:r>
-      <w:proofErr w:type="spellEnd"/>
-      <w:r>
-        <w:rPr>
-          <w:b/>
-          <w:bCs/>
-        </w:rPr>
-        <w:t xml:space="preserve"> 1.2.2</w:t>
       </w:r>
     </w:p>
     <w:tbl>
@@ -6766,7 +3611,6 @@
             </w:r>
             <w:proofErr w:type="spellStart"/>
             <w:r>
-              <w:lastRenderedPageBreak/>
               <w:t>Không</w:t>
             </w:r>
             <w:proofErr w:type="spellEnd"/>
@@ -6967,6 +3811,7 @@
                 <w:b/>
                 <w:bCs/>
               </w:rPr>
+              <w:lastRenderedPageBreak/>
               <w:t>TC_FEE_003</w:t>
             </w:r>
           </w:p>
@@ -8001,7 +4846,6 @@
                 <w:b/>
                 <w:bCs/>
               </w:rPr>
-              <w:lastRenderedPageBreak/>
               <w:t>TC_FEE_010</w:t>
             </w:r>
           </w:p>
@@ -8253,6 +5097,7 @@
             </w:r>
             <w:proofErr w:type="spellStart"/>
             <w:r>
+              <w:lastRenderedPageBreak/>
               <w:t>Không</w:t>
             </w:r>
             <w:proofErr w:type="spellEnd"/>
@@ -8792,70 +5637,6 @@
         </w:rPr>
         <w:t xml:space="preserve"> </w:t>
       </w:r>
-      <w:proofErr w:type="spellStart"/>
-      <w:r>
-        <w:rPr>
-          <w:b/>
-          <w:bCs/>
-        </w:rPr>
-        <w:t>phân</w:t>
-      </w:r>
-      <w:proofErr w:type="spellEnd"/>
-      <w:r>
-        <w:rPr>
-          <w:b/>
-          <w:bCs/>
-        </w:rPr>
-        <w:t xml:space="preserve"> </w:t>
-      </w:r>
-      <w:proofErr w:type="spellStart"/>
-      <w:r>
-        <w:rPr>
-          <w:b/>
-          <w:bCs/>
-        </w:rPr>
-        <w:t>tích</w:t>
-      </w:r>
-      <w:proofErr w:type="spellEnd"/>
-      <w:r>
-        <w:rPr>
-          <w:b/>
-          <w:bCs/>
-        </w:rPr>
-        <w:t xml:space="preserve"> - </w:t>
-      </w:r>
-      <w:proofErr w:type="spellStart"/>
-      <w:r>
-        <w:rPr>
-          <w:b/>
-          <w:bCs/>
-        </w:rPr>
-        <w:t>Yêu</w:t>
-      </w:r>
-      <w:proofErr w:type="spellEnd"/>
-      <w:r>
-        <w:rPr>
-          <w:b/>
-          <w:bCs/>
-        </w:rPr>
-        <w:t xml:space="preserve"> </w:t>
-      </w:r>
-      <w:proofErr w:type="spellStart"/>
-      <w:r>
-        <w:rPr>
-          <w:b/>
-          <w:bCs/>
-        </w:rPr>
-        <w:t>cầu</w:t>
-      </w:r>
-      <w:proofErr w:type="spellEnd"/>
-      <w:r>
-        <w:rPr>
-          <w:b/>
-          <w:bCs/>
-        </w:rPr>
-        <w:t xml:space="preserve"> 1.2.3</w:t>
-      </w:r>
     </w:p>
     <w:p>
       <w:proofErr w:type="spellStart"/>
@@ -9185,118 +5966,59 @@
       </w:pPr>
       <w:proofErr w:type="spellStart"/>
       <w:r>
-        <w:rPr>
-          <w:b/>
-          <w:bCs/>
-        </w:rPr>
         <w:t>Về</w:t>
       </w:r>
       <w:proofErr w:type="spellEnd"/>
       <w:r>
-        <w:rPr>
-          <w:b/>
-          <w:bCs/>
-        </w:rPr>
-        <w:t xml:space="preserve"> </w:t>
-      </w:r>
-      <w:proofErr w:type="spellStart"/>
-      <w:r>
-        <w:rPr>
-          <w:b/>
-          <w:bCs/>
-        </w:rPr>
+        <w:t xml:space="preserve"> </w:t>
+      </w:r>
+      <w:proofErr w:type="spellStart"/>
+      <w:r>
         <w:t>số</w:t>
       </w:r>
       <w:proofErr w:type="spellEnd"/>
       <w:r>
-        <w:rPr>
-          <w:b/>
-          <w:bCs/>
-        </w:rPr>
-        <w:t xml:space="preserve"> </w:t>
-      </w:r>
-      <w:proofErr w:type="spellStart"/>
-      <w:r>
-        <w:rPr>
-          <w:b/>
-          <w:bCs/>
-        </w:rPr>
+        <w:t xml:space="preserve"> </w:t>
+      </w:r>
+      <w:proofErr w:type="spellStart"/>
+      <w:r>
         <w:t>lượng</w:t>
       </w:r>
       <w:proofErr w:type="spellEnd"/>
       <w:r>
-        <w:rPr>
-          <w:b/>
-          <w:bCs/>
-        </w:rPr>
-        <w:t xml:space="preserve"> </w:t>
-      </w:r>
-      <w:proofErr w:type="spellStart"/>
-      <w:r>
-        <w:rPr>
-          <w:b/>
-          <w:bCs/>
-        </w:rPr>
+        <w:t xml:space="preserve"> </w:t>
+      </w:r>
+      <w:proofErr w:type="spellStart"/>
+      <w:r>
         <w:t>quy</w:t>
       </w:r>
       <w:proofErr w:type="spellEnd"/>
       <w:r>
-        <w:rPr>
-          <w:b/>
-          <w:bCs/>
-        </w:rPr>
-        <w:t xml:space="preserve"> </w:t>
-      </w:r>
-      <w:proofErr w:type="spellStart"/>
-      <w:r>
-        <w:rPr>
-          <w:b/>
-          <w:bCs/>
-        </w:rPr>
+        <w:t xml:space="preserve"> </w:t>
+      </w:r>
+      <w:proofErr w:type="spellStart"/>
+      <w:r>
         <w:t>tắc</w:t>
       </w:r>
       <w:proofErr w:type="spellEnd"/>
       <w:r>
-        <w:rPr>
-          <w:b/>
-          <w:bCs/>
-        </w:rPr>
-        <w:t xml:space="preserve"> </w:t>
-      </w:r>
-      <w:proofErr w:type="spellStart"/>
-      <w:r>
-        <w:rPr>
-          <w:b/>
-          <w:bCs/>
-        </w:rPr>
+        <w:t xml:space="preserve"> </w:t>
+      </w:r>
+      <w:proofErr w:type="spellStart"/>
+      <w:r>
         <w:t>tăng</w:t>
       </w:r>
       <w:proofErr w:type="spellEnd"/>
       <w:r>
-        <w:rPr>
-          <w:b/>
-          <w:bCs/>
-        </w:rPr>
-        <w:t xml:space="preserve"> </w:t>
-      </w:r>
-      <w:proofErr w:type="spellStart"/>
-      <w:r>
-        <w:rPr>
-          <w:b/>
-          <w:bCs/>
-        </w:rPr>
+        <w:t xml:space="preserve"> </w:t>
+      </w:r>
+      <w:proofErr w:type="spellStart"/>
+      <w:r>
         <w:t>lên</w:t>
       </w:r>
       <w:proofErr w:type="spellEnd"/>
       <w:r>
-        <w:rPr>
-          <w:b/>
-          <w:bCs/>
-        </w:rPr>
-        <w:t>:</w:t>
-      </w:r>
-      <w:r>
-        <w:t xml:space="preserve"> Theo </w:t>
+        <w:t xml:space="preserve">: Theo </w:t>
       </w:r>
       <w:proofErr w:type="spellStart"/>
       <w:r>
@@ -9384,7 +6106,7 @@
       </w:r>
       <w:proofErr w:type="spellEnd"/>
       <w:r>
-        <w:t xml:space="preserve"> $n$ </w:t>
+        <w:t xml:space="preserve"> n </w:t>
       </w:r>
       <w:proofErr w:type="spellStart"/>
       <w:r>
@@ -9535,7 +6257,7 @@
       <w:pPr>
         <w:numPr>
           <w:ilvl w:val="1"/>
-          <w:numId w:val="1"/>
+          <w:numId w:val="5"/>
         </w:numPr>
       </w:pPr>
       <w:r>
@@ -9634,7 +6356,7 @@
       <w:pPr>
         <w:numPr>
           <w:ilvl w:val="1"/>
-          <w:numId w:val="1"/>
+          <w:numId w:val="5"/>
         </w:numPr>
       </w:pPr>
       <w:r>
@@ -9765,7 +6487,7 @@
       <w:pPr>
         <w:numPr>
           <w:ilvl w:val="1"/>
-          <w:numId w:val="1"/>
+          <w:numId w:val="5"/>
         </w:numPr>
       </w:pPr>
       <w:r>
@@ -9773,38 +6495,19 @@
       </w:r>
       <w:proofErr w:type="spellStart"/>
       <w:r>
-        <w:rPr>
-          <w:b/>
-          <w:bCs/>
-        </w:rPr>
         <w:t>Kết</w:t>
       </w:r>
       <w:proofErr w:type="spellEnd"/>
       <w:r>
-        <w:rPr>
-          <w:b/>
-          <w:bCs/>
-        </w:rPr>
-        <w:t xml:space="preserve"> </w:t>
-      </w:r>
-      <w:proofErr w:type="spellStart"/>
-      <w:r>
-        <w:rPr>
-          <w:b/>
-          <w:bCs/>
-        </w:rPr>
+        <w:t xml:space="preserve"> </w:t>
+      </w:r>
+      <w:proofErr w:type="spellStart"/>
+      <w:r>
         <w:t>luận</w:t>
       </w:r>
       <w:proofErr w:type="spellEnd"/>
       <w:r>
-        <w:rPr>
-          <w:b/>
-          <w:bCs/>
-        </w:rPr>
-        <w:t>:</w:t>
-      </w:r>
-      <w:r>
-        <w:t xml:space="preserve"> </w:t>
+        <w:t xml:space="preserve">: </w:t>
       </w:r>
       <w:proofErr w:type="spellStart"/>
       <w:r>
@@ -9872,26 +6575,14 @@
       </w:r>
       <w:proofErr w:type="spellStart"/>
       <w:r>
-        <w:rPr>
-          <w:b/>
-          <w:bCs/>
-        </w:rPr>
         <w:t>nhân</w:t>
       </w:r>
       <w:proofErr w:type="spellEnd"/>
       <w:r>
-        <w:rPr>
-          <w:b/>
-          <w:bCs/>
-        </w:rPr>
-        <w:t xml:space="preserve"> </w:t>
-      </w:r>
-      <w:proofErr w:type="spellStart"/>
-      <w:r>
-        <w:rPr>
-          <w:b/>
-          <w:bCs/>
-        </w:rPr>
+        <w:t xml:space="preserve"> </w:t>
+      </w:r>
+      <w:proofErr w:type="spellStart"/>
+      <w:r>
         <w:t>đôi</w:t>
       </w:r>
       <w:proofErr w:type="spellEnd"/>
@@ -9955,127 +6646,63 @@
         </w:numPr>
       </w:pPr>
       <w:r>
-        <w:rPr>
-          <w:b/>
-          <w:bCs/>
-        </w:rPr>
-        <w:lastRenderedPageBreak/>
         <w:t xml:space="preserve">Cách </w:t>
       </w:r>
       <w:proofErr w:type="spellStart"/>
       <w:r>
-        <w:rPr>
-          <w:b/>
-          <w:bCs/>
-        </w:rPr>
         <w:t>quản</w:t>
       </w:r>
       <w:proofErr w:type="spellEnd"/>
       <w:r>
-        <w:rPr>
-          <w:b/>
-          <w:bCs/>
-        </w:rPr>
-        <w:t xml:space="preserve"> </w:t>
-      </w:r>
-      <w:proofErr w:type="spellStart"/>
-      <w:r>
-        <w:rPr>
-          <w:b/>
-          <w:bCs/>
-        </w:rPr>
+        <w:t xml:space="preserve"> </w:t>
+      </w:r>
+      <w:proofErr w:type="spellStart"/>
+      <w:r>
         <w:t>lý</w:t>
       </w:r>
       <w:proofErr w:type="spellEnd"/>
       <w:r>
-        <w:rPr>
-          <w:b/>
-          <w:bCs/>
-        </w:rPr>
-        <w:t xml:space="preserve"> </w:t>
-      </w:r>
-      <w:proofErr w:type="spellStart"/>
-      <w:r>
-        <w:rPr>
-          <w:b/>
-          <w:bCs/>
-        </w:rPr>
+        <w:t xml:space="preserve"> </w:t>
+      </w:r>
+      <w:proofErr w:type="spellStart"/>
+      <w:r>
         <w:t>khi</w:t>
       </w:r>
       <w:proofErr w:type="spellEnd"/>
       <w:r>
-        <w:rPr>
-          <w:b/>
-          <w:bCs/>
-        </w:rPr>
-        <w:t xml:space="preserve"> </w:t>
-      </w:r>
-      <w:proofErr w:type="spellStart"/>
-      <w:r>
-        <w:rPr>
-          <w:b/>
-          <w:bCs/>
-        </w:rPr>
+        <w:t xml:space="preserve"> </w:t>
+      </w:r>
+      <w:proofErr w:type="spellStart"/>
+      <w:r>
         <w:t>số</w:t>
       </w:r>
       <w:proofErr w:type="spellEnd"/>
       <w:r>
-        <w:rPr>
-          <w:b/>
-          <w:bCs/>
-        </w:rPr>
-        <w:t xml:space="preserve"> </w:t>
-      </w:r>
-      <w:proofErr w:type="spellStart"/>
-      <w:r>
-        <w:rPr>
-          <w:b/>
-          <w:bCs/>
-        </w:rPr>
+        <w:t xml:space="preserve"> </w:t>
+      </w:r>
+      <w:proofErr w:type="spellStart"/>
+      <w:r>
         <w:t>điều</w:t>
       </w:r>
       <w:proofErr w:type="spellEnd"/>
       <w:r>
-        <w:rPr>
-          <w:b/>
-          <w:bCs/>
-        </w:rPr>
-        <w:t xml:space="preserve"> </w:t>
-      </w:r>
-      <w:proofErr w:type="spellStart"/>
-      <w:r>
-        <w:rPr>
-          <w:b/>
-          <w:bCs/>
-        </w:rPr>
+        <w:t xml:space="preserve"> </w:t>
+      </w:r>
+      <w:proofErr w:type="spellStart"/>
+      <w:r>
         <w:t>kiện</w:t>
       </w:r>
       <w:proofErr w:type="spellEnd"/>
       <w:r>
-        <w:rPr>
-          <w:b/>
-          <w:bCs/>
-        </w:rPr>
-        <w:t xml:space="preserve"> </w:t>
-      </w:r>
-      <w:proofErr w:type="spellStart"/>
-      <w:r>
-        <w:rPr>
-          <w:b/>
-          <w:bCs/>
-        </w:rPr>
+        <w:t xml:space="preserve"> </w:t>
+      </w:r>
+      <w:proofErr w:type="spellStart"/>
+      <w:r>
         <w:t>tăng</w:t>
       </w:r>
       <w:proofErr w:type="spellEnd"/>
       <w:r>
-        <w:rPr>
-          <w:b/>
-          <w:bCs/>
-        </w:rPr>
-        <w:t>:</w:t>
-      </w:r>
-      <w:r>
-        <w:t xml:space="preserve"> Khi </w:t>
+        <w:t xml:space="preserve">: Khi </w:t>
       </w:r>
       <w:proofErr w:type="spellStart"/>
       <w:r>
@@ -10131,7 +6758,10 @@
       </w:r>
       <w:proofErr w:type="spellEnd"/>
       <w:r>
-        <w:t xml:space="preserve"> to (</w:t>
+        <w:t xml:space="preserve"> to</w:t>
+      </w:r>
+      <w:r>
+        <w:t xml:space="preserve"> (</w:t>
       </w:r>
       <w:proofErr w:type="spellStart"/>
       <w:r>
@@ -10266,155 +6896,80 @@
       <w:pPr>
         <w:numPr>
           <w:ilvl w:val="1"/>
-          <w:numId w:val="2"/>
+          <w:numId w:val="4"/>
         </w:numPr>
       </w:pPr>
       <w:proofErr w:type="spellStart"/>
       <w:r>
-        <w:rPr>
-          <w:b/>
-          <w:bCs/>
-        </w:rPr>
         <w:t>Sử</w:t>
       </w:r>
       <w:proofErr w:type="spellEnd"/>
       <w:r>
-        <w:rPr>
-          <w:b/>
-          <w:bCs/>
-        </w:rPr>
-        <w:t xml:space="preserve"> </w:t>
-      </w:r>
-      <w:proofErr w:type="spellStart"/>
-      <w:r>
-        <w:rPr>
-          <w:b/>
-          <w:bCs/>
-        </w:rPr>
+        <w:t xml:space="preserve"> </w:t>
+      </w:r>
+      <w:proofErr w:type="spellStart"/>
+      <w:r>
         <w:t>dụng</w:t>
       </w:r>
       <w:proofErr w:type="spellEnd"/>
       <w:r>
-        <w:rPr>
-          <w:b/>
-          <w:bCs/>
-        </w:rPr>
-        <w:t xml:space="preserve"> </w:t>
-      </w:r>
-      <w:proofErr w:type="spellStart"/>
-      <w:r>
-        <w:rPr>
-          <w:b/>
-          <w:bCs/>
-        </w:rPr>
+        <w:t xml:space="preserve"> </w:t>
+      </w:r>
+      <w:proofErr w:type="spellStart"/>
+      <w:r>
         <w:t>kỹ</w:t>
       </w:r>
       <w:proofErr w:type="spellEnd"/>
       <w:r>
-        <w:rPr>
-          <w:b/>
-          <w:bCs/>
-        </w:rPr>
-        <w:t xml:space="preserve"> </w:t>
-      </w:r>
-      <w:proofErr w:type="spellStart"/>
-      <w:r>
-        <w:rPr>
-          <w:b/>
-          <w:bCs/>
-        </w:rPr>
+        <w:t xml:space="preserve"> </w:t>
+      </w:r>
+      <w:proofErr w:type="spellStart"/>
+      <w:r>
         <w:t>thuật</w:t>
       </w:r>
       <w:proofErr w:type="spellEnd"/>
       <w:r>
-        <w:rPr>
-          <w:b/>
-          <w:bCs/>
-        </w:rPr>
         <w:t xml:space="preserve"> "</w:t>
       </w:r>
       <w:proofErr w:type="spellStart"/>
       <w:r>
-        <w:rPr>
-          <w:b/>
-          <w:bCs/>
-        </w:rPr>
         <w:t>Không</w:t>
       </w:r>
       <w:proofErr w:type="spellEnd"/>
       <w:r>
-        <w:rPr>
-          <w:b/>
-          <w:bCs/>
-        </w:rPr>
-        <w:t xml:space="preserve"> </w:t>
-      </w:r>
-      <w:proofErr w:type="spellStart"/>
-      <w:r>
-        <w:rPr>
-          <w:b/>
-          <w:bCs/>
-        </w:rPr>
+        <w:t xml:space="preserve"> </w:t>
+      </w:r>
+      <w:proofErr w:type="spellStart"/>
+      <w:r>
         <w:t>quan</w:t>
       </w:r>
       <w:proofErr w:type="spellEnd"/>
       <w:r>
-        <w:rPr>
-          <w:b/>
-          <w:bCs/>
-        </w:rPr>
-        <w:t xml:space="preserve"> </w:t>
-      </w:r>
-      <w:proofErr w:type="spellStart"/>
-      <w:r>
-        <w:rPr>
-          <w:b/>
-          <w:bCs/>
-        </w:rPr>
+        <w:t xml:space="preserve"> </w:t>
+      </w:r>
+      <w:proofErr w:type="spellStart"/>
+      <w:r>
         <w:t>tâm</w:t>
       </w:r>
       <w:proofErr w:type="spellEnd"/>
       <w:r>
-        <w:rPr>
-          <w:b/>
-          <w:bCs/>
-        </w:rPr>
         <w:t xml:space="preserve">" (Don't Care - </w:t>
       </w:r>
       <w:proofErr w:type="spellStart"/>
       <w:r>
-        <w:rPr>
-          <w:b/>
-          <w:bCs/>
-        </w:rPr>
         <w:t>ký</w:t>
       </w:r>
       <w:proofErr w:type="spellEnd"/>
       <w:r>
-        <w:rPr>
-          <w:b/>
-          <w:bCs/>
-        </w:rPr>
-        <w:t xml:space="preserve"> </w:t>
-      </w:r>
-      <w:proofErr w:type="spellStart"/>
-      <w:r>
-        <w:rPr>
-          <w:b/>
-          <w:bCs/>
-        </w:rPr>
+        <w:t xml:space="preserve"> </w:t>
+      </w:r>
+      <w:proofErr w:type="spellStart"/>
+      <w:r>
         <w:t>hiệu</w:t>
       </w:r>
       <w:proofErr w:type="spellEnd"/>
       <w:r>
-        <w:rPr>
-          <w:b/>
-          <w:bCs/>
-        </w:rPr>
-        <w:t xml:space="preserve"> -):</w:t>
-      </w:r>
-      <w:r>
-        <w:t xml:space="preserve"> </w:t>
+        <w:t xml:space="preserve"> -): </w:t>
       </w:r>
       <w:proofErr w:type="spellStart"/>
       <w:r>
@@ -10570,6 +7125,7 @@
       </w:r>
       <w:proofErr w:type="spellStart"/>
       <w:r>
+        <w:lastRenderedPageBreak/>
         <w:t>một</w:t>
       </w:r>
       <w:proofErr w:type="spellEnd"/>
@@ -10709,50 +7265,27 @@
       <w:pPr>
         <w:numPr>
           <w:ilvl w:val="1"/>
-          <w:numId w:val="2"/>
+          <w:numId w:val="4"/>
         </w:numPr>
       </w:pPr>
       <w:r>
-        <w:rPr>
-          <w:b/>
-          <w:bCs/>
-        </w:rPr>
         <w:t xml:space="preserve">Chia </w:t>
       </w:r>
       <w:proofErr w:type="spellStart"/>
       <w:r>
-        <w:rPr>
-          <w:b/>
-          <w:bCs/>
-        </w:rPr>
         <w:t>để</w:t>
       </w:r>
       <w:proofErr w:type="spellEnd"/>
       <w:r>
-        <w:rPr>
-          <w:b/>
-          <w:bCs/>
-        </w:rPr>
-        <w:t xml:space="preserve"> </w:t>
-      </w:r>
-      <w:proofErr w:type="spellStart"/>
-      <w:r>
-        <w:rPr>
-          <w:b/>
-          <w:bCs/>
-        </w:rPr>
+        <w:t xml:space="preserve"> </w:t>
+      </w:r>
+      <w:proofErr w:type="spellStart"/>
+      <w:r>
         <w:t>trị</w:t>
       </w:r>
       <w:proofErr w:type="spellEnd"/>
       <w:r>
-        <w:rPr>
-          <w:b/>
-          <w:bCs/>
-        </w:rPr>
-        <w:t xml:space="preserve"> (Divide and Conquer):</w:t>
-      </w:r>
-      <w:r>
-        <w:t xml:space="preserve"> </w:t>
+        <w:t xml:space="preserve"> (Divide and Conquer): </w:t>
       </w:r>
       <w:proofErr w:type="spellStart"/>
       <w:r>
@@ -11167,75 +7700,40 @@
       <w:pPr>
         <w:numPr>
           <w:ilvl w:val="1"/>
-          <w:numId w:val="2"/>
+          <w:numId w:val="4"/>
         </w:numPr>
       </w:pPr>
       <w:proofErr w:type="spellStart"/>
       <w:r>
-        <w:rPr>
-          <w:b/>
-          <w:bCs/>
-        </w:rPr>
         <w:t>Chuyển</w:t>
       </w:r>
       <w:proofErr w:type="spellEnd"/>
       <w:r>
-        <w:rPr>
-          <w:b/>
-          <w:bCs/>
-        </w:rPr>
-        <w:t xml:space="preserve"> </w:t>
-      </w:r>
-      <w:proofErr w:type="spellStart"/>
-      <w:r>
-        <w:rPr>
-          <w:b/>
-          <w:bCs/>
-        </w:rPr>
+        <w:t xml:space="preserve"> </w:t>
+      </w:r>
+      <w:proofErr w:type="spellStart"/>
+      <w:r>
         <w:t>đổi</w:t>
       </w:r>
       <w:proofErr w:type="spellEnd"/>
       <w:r>
-        <w:rPr>
-          <w:b/>
-          <w:bCs/>
-        </w:rPr>
-        <w:t xml:space="preserve"> </w:t>
-      </w:r>
-      <w:proofErr w:type="spellStart"/>
-      <w:r>
-        <w:rPr>
-          <w:b/>
-          <w:bCs/>
-        </w:rPr>
+        <w:t xml:space="preserve"> </w:t>
+      </w:r>
+      <w:proofErr w:type="spellStart"/>
+      <w:r>
         <w:t>kỹ</w:t>
       </w:r>
       <w:proofErr w:type="spellEnd"/>
       <w:r>
-        <w:rPr>
-          <w:b/>
-          <w:bCs/>
-        </w:rPr>
-        <w:t xml:space="preserve"> </w:t>
-      </w:r>
-      <w:proofErr w:type="spellStart"/>
-      <w:r>
-        <w:rPr>
-          <w:b/>
-          <w:bCs/>
-        </w:rPr>
+        <w:t xml:space="preserve"> </w:t>
+      </w:r>
+      <w:proofErr w:type="spellStart"/>
+      <w:r>
         <w:t>thuật</w:t>
       </w:r>
       <w:proofErr w:type="spellEnd"/>
       <w:r>
-        <w:rPr>
-          <w:b/>
-          <w:bCs/>
-        </w:rPr>
-        <w:t>:</w:t>
-      </w:r>
-      <w:r>
-        <w:t xml:space="preserve"> </w:t>
+        <w:t xml:space="preserve">: </w:t>
       </w:r>
       <w:proofErr w:type="spellStart"/>
       <w:r>
@@ -12160,54 +8658,27 @@
       </w:pPr>
       <w:proofErr w:type="spellStart"/>
       <w:r>
-        <w:rPr>
-          <w:b/>
-          <w:bCs/>
-        </w:rPr>
         <w:t>Sơ</w:t>
       </w:r>
       <w:proofErr w:type="spellEnd"/>
       <w:r>
-        <w:rPr>
-          <w:b/>
-          <w:bCs/>
-        </w:rPr>
-        <w:t xml:space="preserve"> </w:t>
-      </w:r>
-      <w:proofErr w:type="spellStart"/>
-      <w:r>
-        <w:rPr>
-          <w:b/>
-          <w:bCs/>
-        </w:rPr>
+        <w:t xml:space="preserve"> </w:t>
+      </w:r>
+      <w:proofErr w:type="spellStart"/>
+      <w:r>
         <w:t>đồ</w:t>
       </w:r>
       <w:proofErr w:type="spellEnd"/>
       <w:r>
-        <w:rPr>
-          <w:b/>
-          <w:bCs/>
-        </w:rPr>
-        <w:t xml:space="preserve"> </w:t>
-      </w:r>
-      <w:proofErr w:type="spellStart"/>
-      <w:r>
-        <w:rPr>
-          <w:b/>
-          <w:bCs/>
-        </w:rPr>
+        <w:t xml:space="preserve"> </w:t>
+      </w:r>
+      <w:proofErr w:type="spellStart"/>
+      <w:r>
         <w:t>luồng</w:t>
       </w:r>
       <w:proofErr w:type="spellEnd"/>
       <w:r>
-        <w:rPr>
-          <w:b/>
-          <w:bCs/>
-        </w:rPr>
-        <w:t xml:space="preserve"> (Flowchart / Control Flow Graph):</w:t>
-      </w:r>
-      <w:r>
-        <w:t xml:space="preserve"> </w:t>
+        <w:t xml:space="preserve"> (Flowchart / Control Flow Graph): </w:t>
       </w:r>
       <w:proofErr w:type="spellStart"/>
       <w:r>
@@ -12586,46 +9057,23 @@
         </w:numPr>
       </w:pPr>
       <w:r>
-        <w:rPr>
-          <w:b/>
-          <w:bCs/>
-        </w:rPr>
         <w:t xml:space="preserve">Chia </w:t>
       </w:r>
       <w:proofErr w:type="spellStart"/>
       <w:r>
-        <w:rPr>
-          <w:b/>
-          <w:bCs/>
-        </w:rPr>
         <w:t>tách</w:t>
       </w:r>
       <w:proofErr w:type="spellEnd"/>
       <w:r>
-        <w:rPr>
-          <w:b/>
-          <w:bCs/>
-        </w:rPr>
         <w:t xml:space="preserve"> Bảng </w:t>
       </w:r>
       <w:proofErr w:type="spellStart"/>
       <w:r>
-        <w:rPr>
-          <w:b/>
-          <w:bCs/>
-        </w:rPr>
         <w:t>Quyết</w:t>
       </w:r>
       <w:proofErr w:type="spellEnd"/>
       <w:r>
-        <w:rPr>
-          <w:b/>
-          <w:bCs/>
-        </w:rPr>
-        <w:t xml:space="preserve"> Định (Modular Decision Tables):</w:t>
-      </w:r>
-      <w:r>
-        <w:t xml:space="preserve"> </w:t>
+        <w:t xml:space="preserve"> Định (Modular Decision Tables): </w:t>
       </w:r>
       <w:proofErr w:type="spellStart"/>
       <w:r>
@@ -13388,6 +9836,296 @@
     </w:lvl>
   </w:abstractNum>
   <w:abstractNum w:abstractNumId="2" w15:restartNumberingAfterBreak="0">
+    <w:nsid w:val="25B25217"/>
+    <w:multiLevelType w:val="multilevel"/>
+    <w:tmpl w:val="95B0FA1E"/>
+    <w:lvl w:ilvl="0">
+      <w:start w:val="1"/>
+      <w:numFmt w:val="bullet"/>
+      <w:lvlText w:val=""/>
+      <w:lvlJc w:val="left"/>
+      <w:pPr>
+        <w:tabs>
+          <w:tab w:val="num" w:pos="720"/>
+        </w:tabs>
+        <w:ind w:left="720" w:hanging="360"/>
+      </w:pPr>
+      <w:rPr>
+        <w:rFonts w:ascii="Symbol" w:hAnsi="Symbol" w:hint="default"/>
+        <w:sz w:val="20"/>
+      </w:rPr>
+    </w:lvl>
+    <w:lvl w:ilvl="1">
+      <w:start w:val="1"/>
+      <w:numFmt w:val="bullet"/>
+      <w:lvlText w:val=""/>
+      <w:lvlJc w:val="left"/>
+      <w:pPr>
+        <w:ind w:left="1440" w:hanging="360"/>
+      </w:pPr>
+      <w:rPr>
+        <w:rFonts w:ascii="Symbol" w:hAnsi="Symbol" w:hint="default"/>
+      </w:rPr>
+    </w:lvl>
+    <w:lvl w:ilvl="2" w:tentative="1">
+      <w:start w:val="1"/>
+      <w:numFmt w:val="bullet"/>
+      <w:lvlText w:val=""/>
+      <w:lvlJc w:val="left"/>
+      <w:pPr>
+        <w:tabs>
+          <w:tab w:val="num" w:pos="2160"/>
+        </w:tabs>
+        <w:ind w:left="2160" w:hanging="360"/>
+      </w:pPr>
+      <w:rPr>
+        <w:rFonts w:ascii="Wingdings" w:hAnsi="Wingdings" w:hint="default"/>
+        <w:sz w:val="20"/>
+      </w:rPr>
+    </w:lvl>
+    <w:lvl w:ilvl="3" w:tentative="1">
+      <w:start w:val="1"/>
+      <w:numFmt w:val="bullet"/>
+      <w:lvlText w:val=""/>
+      <w:lvlJc w:val="left"/>
+      <w:pPr>
+        <w:tabs>
+          <w:tab w:val="num" w:pos="2880"/>
+        </w:tabs>
+        <w:ind w:left="2880" w:hanging="360"/>
+      </w:pPr>
+      <w:rPr>
+        <w:rFonts w:ascii="Wingdings" w:hAnsi="Wingdings" w:hint="default"/>
+        <w:sz w:val="20"/>
+      </w:rPr>
+    </w:lvl>
+    <w:lvl w:ilvl="4" w:tentative="1">
+      <w:start w:val="1"/>
+      <w:numFmt w:val="bullet"/>
+      <w:lvlText w:val=""/>
+      <w:lvlJc w:val="left"/>
+      <w:pPr>
+        <w:tabs>
+          <w:tab w:val="num" w:pos="3600"/>
+        </w:tabs>
+        <w:ind w:left="3600" w:hanging="360"/>
+      </w:pPr>
+      <w:rPr>
+        <w:rFonts w:ascii="Wingdings" w:hAnsi="Wingdings" w:hint="default"/>
+        <w:sz w:val="20"/>
+      </w:rPr>
+    </w:lvl>
+    <w:lvl w:ilvl="5" w:tentative="1">
+      <w:start w:val="1"/>
+      <w:numFmt w:val="bullet"/>
+      <w:lvlText w:val=""/>
+      <w:lvlJc w:val="left"/>
+      <w:pPr>
+        <w:tabs>
+          <w:tab w:val="num" w:pos="4320"/>
+        </w:tabs>
+        <w:ind w:left="4320" w:hanging="360"/>
+      </w:pPr>
+      <w:rPr>
+        <w:rFonts w:ascii="Wingdings" w:hAnsi="Wingdings" w:hint="default"/>
+        <w:sz w:val="20"/>
+      </w:rPr>
+    </w:lvl>
+    <w:lvl w:ilvl="6" w:tentative="1">
+      <w:start w:val="1"/>
+      <w:numFmt w:val="bullet"/>
+      <w:lvlText w:val=""/>
+      <w:lvlJc w:val="left"/>
+      <w:pPr>
+        <w:tabs>
+          <w:tab w:val="num" w:pos="5040"/>
+        </w:tabs>
+        <w:ind w:left="5040" w:hanging="360"/>
+      </w:pPr>
+      <w:rPr>
+        <w:rFonts w:ascii="Wingdings" w:hAnsi="Wingdings" w:hint="default"/>
+        <w:sz w:val="20"/>
+      </w:rPr>
+    </w:lvl>
+    <w:lvl w:ilvl="7" w:tentative="1">
+      <w:start w:val="1"/>
+      <w:numFmt w:val="bullet"/>
+      <w:lvlText w:val=""/>
+      <w:lvlJc w:val="left"/>
+      <w:pPr>
+        <w:tabs>
+          <w:tab w:val="num" w:pos="5760"/>
+        </w:tabs>
+        <w:ind w:left="5760" w:hanging="360"/>
+      </w:pPr>
+      <w:rPr>
+        <w:rFonts w:ascii="Wingdings" w:hAnsi="Wingdings" w:hint="default"/>
+        <w:sz w:val="20"/>
+      </w:rPr>
+    </w:lvl>
+    <w:lvl w:ilvl="8" w:tentative="1">
+      <w:start w:val="1"/>
+      <w:numFmt w:val="bullet"/>
+      <w:lvlText w:val=""/>
+      <w:lvlJc w:val="left"/>
+      <w:pPr>
+        <w:tabs>
+          <w:tab w:val="num" w:pos="6480"/>
+        </w:tabs>
+        <w:ind w:left="6480" w:hanging="360"/>
+      </w:pPr>
+      <w:rPr>
+        <w:rFonts w:ascii="Wingdings" w:hAnsi="Wingdings" w:hint="default"/>
+        <w:sz w:val="20"/>
+      </w:rPr>
+    </w:lvl>
+  </w:abstractNum>
+  <w:abstractNum w:abstractNumId="3" w15:restartNumberingAfterBreak="0">
+    <w:nsid w:val="389E374C"/>
+    <w:multiLevelType w:val="hybridMultilevel"/>
+    <w:tmpl w:val="C4F43908"/>
+    <w:lvl w:ilvl="0" w:tplc="FFFFFFFF">
+      <w:start w:val="1"/>
+      <w:numFmt w:val="bullet"/>
+      <w:lvlText w:val=""/>
+      <w:lvlJc w:val="left"/>
+      <w:pPr>
+        <w:tabs>
+          <w:tab w:val="num" w:pos="720"/>
+        </w:tabs>
+        <w:ind w:left="720" w:hanging="360"/>
+      </w:pPr>
+      <w:rPr>
+        <w:rFonts w:ascii="Symbol" w:hAnsi="Symbol" w:hint="default"/>
+        <w:sz w:val="20"/>
+      </w:rPr>
+    </w:lvl>
+    <w:lvl w:ilvl="1" w:tplc="32E25F46">
+      <w:start w:val="1"/>
+      <w:numFmt w:val="bullet"/>
+      <w:lvlText w:val=""/>
+      <w:lvlJc w:val="left"/>
+      <w:pPr>
+        <w:ind w:left="1440" w:hanging="360"/>
+      </w:pPr>
+      <w:rPr>
+        <w:rFonts w:ascii="Symbol" w:hAnsi="Symbol" w:hint="default"/>
+      </w:rPr>
+    </w:lvl>
+    <w:lvl w:ilvl="2" w:tplc="FFFFFFFF" w:tentative="1">
+      <w:start w:val="1"/>
+      <w:numFmt w:val="bullet"/>
+      <w:lvlText w:val=""/>
+      <w:lvlJc w:val="left"/>
+      <w:pPr>
+        <w:tabs>
+          <w:tab w:val="num" w:pos="2160"/>
+        </w:tabs>
+        <w:ind w:left="2160" w:hanging="360"/>
+      </w:pPr>
+      <w:rPr>
+        <w:rFonts w:ascii="Wingdings" w:hAnsi="Wingdings" w:hint="default"/>
+        <w:sz w:val="20"/>
+      </w:rPr>
+    </w:lvl>
+    <w:lvl w:ilvl="3" w:tplc="FFFFFFFF" w:tentative="1">
+      <w:start w:val="1"/>
+      <w:numFmt w:val="bullet"/>
+      <w:lvlText w:val=""/>
+      <w:lvlJc w:val="left"/>
+      <w:pPr>
+        <w:tabs>
+          <w:tab w:val="num" w:pos="2880"/>
+        </w:tabs>
+        <w:ind w:left="2880" w:hanging="360"/>
+      </w:pPr>
+      <w:rPr>
+        <w:rFonts w:ascii="Wingdings" w:hAnsi="Wingdings" w:hint="default"/>
+        <w:sz w:val="20"/>
+      </w:rPr>
+    </w:lvl>
+    <w:lvl w:ilvl="4" w:tplc="FFFFFFFF" w:tentative="1">
+      <w:start w:val="1"/>
+      <w:numFmt w:val="bullet"/>
+      <w:lvlText w:val=""/>
+      <w:lvlJc w:val="left"/>
+      <w:pPr>
+        <w:tabs>
+          <w:tab w:val="num" w:pos="3600"/>
+        </w:tabs>
+        <w:ind w:left="3600" w:hanging="360"/>
+      </w:pPr>
+      <w:rPr>
+        <w:rFonts w:ascii="Wingdings" w:hAnsi="Wingdings" w:hint="default"/>
+        <w:sz w:val="20"/>
+      </w:rPr>
+    </w:lvl>
+    <w:lvl w:ilvl="5" w:tplc="FFFFFFFF" w:tentative="1">
+      <w:start w:val="1"/>
+      <w:numFmt w:val="bullet"/>
+      <w:lvlText w:val=""/>
+      <w:lvlJc w:val="left"/>
+      <w:pPr>
+        <w:tabs>
+          <w:tab w:val="num" w:pos="4320"/>
+        </w:tabs>
+        <w:ind w:left="4320" w:hanging="360"/>
+      </w:pPr>
+      <w:rPr>
+        <w:rFonts w:ascii="Wingdings" w:hAnsi="Wingdings" w:hint="default"/>
+        <w:sz w:val="20"/>
+      </w:rPr>
+    </w:lvl>
+    <w:lvl w:ilvl="6" w:tplc="FFFFFFFF" w:tentative="1">
+      <w:start w:val="1"/>
+      <w:numFmt w:val="bullet"/>
+      <w:lvlText w:val=""/>
+      <w:lvlJc w:val="left"/>
+      <w:pPr>
+        <w:tabs>
+          <w:tab w:val="num" w:pos="5040"/>
+        </w:tabs>
+        <w:ind w:left="5040" w:hanging="360"/>
+      </w:pPr>
+      <w:rPr>
+        <w:rFonts w:ascii="Wingdings" w:hAnsi="Wingdings" w:hint="default"/>
+        <w:sz w:val="20"/>
+      </w:rPr>
+    </w:lvl>
+    <w:lvl w:ilvl="7" w:tplc="FFFFFFFF" w:tentative="1">
+      <w:start w:val="1"/>
+      <w:numFmt w:val="bullet"/>
+      <w:lvlText w:val=""/>
+      <w:lvlJc w:val="left"/>
+      <w:pPr>
+        <w:tabs>
+          <w:tab w:val="num" w:pos="5760"/>
+        </w:tabs>
+        <w:ind w:left="5760" w:hanging="360"/>
+      </w:pPr>
+      <w:rPr>
+        <w:rFonts w:ascii="Wingdings" w:hAnsi="Wingdings" w:hint="default"/>
+        <w:sz w:val="20"/>
+      </w:rPr>
+    </w:lvl>
+    <w:lvl w:ilvl="8" w:tplc="FFFFFFFF" w:tentative="1">
+      <w:start w:val="1"/>
+      <w:numFmt w:val="bullet"/>
+      <w:lvlText w:val=""/>
+      <w:lvlJc w:val="left"/>
+      <w:pPr>
+        <w:tabs>
+          <w:tab w:val="num" w:pos="6480"/>
+        </w:tabs>
+        <w:ind w:left="6480" w:hanging="360"/>
+      </w:pPr>
+      <w:rPr>
+        <w:rFonts w:ascii="Wingdings" w:hAnsi="Wingdings" w:hint="default"/>
+        <w:sz w:val="20"/>
+      </w:rPr>
+    </w:lvl>
+  </w:abstractNum>
+  <w:abstractNum w:abstractNumId="4" w15:restartNumberingAfterBreak="0">
     <w:nsid w:val="5E5B10AC"/>
     <w:multiLevelType w:val="hybridMultilevel"/>
     <w:tmpl w:val="7BAC042E"/>
@@ -13536,10 +10274,16 @@
     <w:abstractNumId w:val="1"/>
   </w:num>
   <w:num w:numId="2" w16cid:durableId="1976330496">
-    <w:abstractNumId w:val="2"/>
+    <w:abstractNumId w:val="4"/>
   </w:num>
   <w:num w:numId="3" w16cid:durableId="137773817">
     <w:abstractNumId w:val="0"/>
+  </w:num>
+  <w:num w:numId="4" w16cid:durableId="269123568">
+    <w:abstractNumId w:val="3"/>
+  </w:num>
+  <w:num w:numId="5" w16cid:durableId="2088727154">
+    <w:abstractNumId w:val="2"/>
   </w:num>
 </w:numbering>
 </file>
@@ -14152,6 +10896,7 @@
   <w:style w:type="character" w:default="1" w:styleId="DefaultParagraphFont">
     <w:name w:val="Default Paragraph Font"/>
     <w:uiPriority w:val="1"/>
+    <w:semiHidden/>
     <w:unhideWhenUsed/>
   </w:style>
   <w:style w:type="table" w:default="1" w:styleId="TableNormal">
